--- a/filedocxmau.docx
+++ b/filedocxmau.docx
@@ -8,15 +8,189 @@
           <w:rFonts w:ascii="Times New Roman" w:hAnsi="Times New Roman" w:cs="Times New Roman"/>
           <w:sz w:val="26"/>
           <w:szCs w:val="26"/>
-        </w:rPr>
-      </w:pPr>
-      <w:r>
-        <w:rPr>
-          <w:rFonts w:ascii="Times New Roman" w:hAnsi="Times New Roman" w:cs="Times New Roman"/>
-          <w:sz w:val="26"/>
-          <w:szCs w:val="26"/>
-        </w:rPr>
-        <w:t>Câu 12:</w:t>
+          <w:lang w:val="vi-VN"/>
+        </w:rPr>
+      </w:pPr>
+      <w:r>
+        <w:rPr>
+          <w:rFonts w:ascii="Times New Roman" w:hAnsi="Times New Roman" w:cs="Times New Roman"/>
+          <w:sz w:val="26"/>
+          <w:szCs w:val="26"/>
+        </w:rPr>
+        <w:t>Câu</w:t>
+      </w:r>
+      <w:r>
+        <w:rPr>
+          <w:rFonts w:ascii="Times New Roman" w:hAnsi="Times New Roman" w:cs="Times New Roman"/>
+          <w:sz w:val="26"/>
+          <w:szCs w:val="26"/>
+          <w:lang w:val="vi-VN"/>
+        </w:rPr>
+        <w:t xml:space="preserve"> 1:</w:t>
+      </w:r>
+    </w:p>
+    <w:p>
+      <w:pPr>
+        <w:rPr>
+          <w:rFonts w:ascii="Times New Roman" w:hAnsi="Times New Roman" w:cs="Times New Roman"/>
+          <w:sz w:val="26"/>
+          <w:szCs w:val="26"/>
+        </w:rPr>
+      </w:pPr>
+      <w:r>
+        <w:rPr>
+          <w:rFonts w:ascii="Times New Roman" w:hAnsi="Times New Roman" w:cs="Times New Roman"/>
+          <w:sz w:val="26"/>
+          <w:szCs w:val="26"/>
+        </w:rPr>
+        <w:t>Công cụ nào thường được dùng để đo lường hiệu quả của thương hiệu số?</w:t>
+      </w:r>
+    </w:p>
+    <w:p>
+      <w:pPr>
+        <w:rPr>
+          <w:rFonts w:ascii="Times New Roman" w:hAnsi="Times New Roman" w:cs="Times New Roman"/>
+          <w:sz w:val="26"/>
+          <w:szCs w:val="26"/>
+        </w:rPr>
+      </w:pPr>
+      <w:r>
+        <w:rPr>
+          <w:rFonts w:ascii="Times New Roman" w:hAnsi="Times New Roman" w:cs="Times New Roman"/>
+          <w:sz w:val="26"/>
+          <w:szCs w:val="26"/>
+        </w:rPr>
+        <w:t>A</w:t>
+      </w:r>
+      <w:r>
+        <w:rPr>
+          <w:rFonts w:ascii="Times New Roman" w:hAnsi="Times New Roman" w:cs="Times New Roman"/>
+          <w:sz w:val="26"/>
+          <w:szCs w:val="26"/>
+        </w:rPr>
+        <w:t xml:space="preserve">. </w:t>
+      </w:r>
+      <w:r>
+        <w:rPr>
+          <w:rFonts w:ascii="Times New Roman" w:hAnsi="Times New Roman" w:cs="Times New Roman"/>
+          <w:sz w:val="26"/>
+          <w:szCs w:val="26"/>
+        </w:rPr>
+        <w:t>Microsoft Word</w:t>
+      </w:r>
+    </w:p>
+    <w:p>
+      <w:pPr>
+        <w:rPr>
+          <w:rFonts w:ascii="Times New Roman" w:hAnsi="Times New Roman" w:cs="Times New Roman"/>
+          <w:sz w:val="26"/>
+          <w:szCs w:val="26"/>
+        </w:rPr>
+      </w:pPr>
+      <w:r>
+        <w:rPr>
+          <w:rFonts w:ascii="Times New Roman" w:hAnsi="Times New Roman" w:cs="Times New Roman"/>
+          <w:sz w:val="26"/>
+          <w:szCs w:val="26"/>
+        </w:rPr>
+        <w:t>B</w:t>
+      </w:r>
+      <w:r>
+        <w:rPr>
+          <w:rFonts w:ascii="Times New Roman" w:hAnsi="Times New Roman" w:cs="Times New Roman"/>
+          <w:sz w:val="26"/>
+          <w:szCs w:val="26"/>
+        </w:rPr>
+        <w:t xml:space="preserve">. </w:t>
+      </w:r>
+      <w:r>
+        <w:rPr>
+          <w:rFonts w:ascii="Times New Roman" w:hAnsi="Times New Roman" w:cs="Times New Roman"/>
+          <w:sz w:val="26"/>
+          <w:szCs w:val="26"/>
+        </w:rPr>
+        <w:t>Excel.</w:t>
+      </w:r>
+    </w:p>
+    <w:p>
+      <w:pPr>
+        <w:rPr>
+          <w:rFonts w:ascii="Times New Roman" w:hAnsi="Times New Roman" w:cs="Times New Roman"/>
+          <w:color w:val="EE0000"/>
+          <w:sz w:val="26"/>
+          <w:szCs w:val="26"/>
+        </w:rPr>
+      </w:pPr>
+      <w:r>
+        <w:rPr>
+          <w:rFonts w:ascii="Times New Roman" w:hAnsi="Times New Roman" w:cs="Times New Roman"/>
+          <w:color w:val="EE0000"/>
+          <w:sz w:val="26"/>
+          <w:szCs w:val="26"/>
+        </w:rPr>
+        <w:t>C. Google Analytics.</w:t>
+      </w:r>
+    </w:p>
+    <w:p>
+      <w:pPr>
+        <w:rPr>
+          <w:rFonts w:ascii="Times New Roman" w:hAnsi="Times New Roman" w:cs="Times New Roman"/>
+          <w:sz w:val="26"/>
+          <w:szCs w:val="26"/>
+        </w:rPr>
+      </w:pPr>
+      <w:r>
+        <w:rPr>
+          <w:rFonts w:ascii="Times New Roman" w:hAnsi="Times New Roman" w:cs="Times New Roman"/>
+          <w:sz w:val="26"/>
+          <w:szCs w:val="26"/>
+        </w:rPr>
+        <w:t>D</w:t>
+      </w:r>
+      <w:r>
+        <w:rPr>
+          <w:rFonts w:ascii="Times New Roman" w:hAnsi="Times New Roman" w:cs="Times New Roman"/>
+          <w:sz w:val="26"/>
+          <w:szCs w:val="26"/>
+        </w:rPr>
+        <w:t xml:space="preserve">. </w:t>
+      </w:r>
+      <w:r>
+        <w:rPr>
+          <w:rFonts w:ascii="Times New Roman" w:hAnsi="Times New Roman" w:cs="Times New Roman"/>
+          <w:sz w:val="26"/>
+          <w:szCs w:val="26"/>
+        </w:rPr>
+        <w:t>Photoshop.</w:t>
+      </w:r>
+    </w:p>
+    <w:p>
+      <w:pPr>
+        <w:rPr>
+          <w:rFonts w:ascii="Times New Roman" w:hAnsi="Times New Roman" w:cs="Times New Roman"/>
+          <w:sz w:val="26"/>
+          <w:szCs w:val="26"/>
+          <w:lang w:val="vi-VN"/>
+        </w:rPr>
+      </w:pPr>
+    </w:p>
+    <w:p>
+      <w:pPr>
+        <w:rPr>
+          <w:rFonts w:ascii="Times New Roman" w:hAnsi="Times New Roman" w:cs="Times New Roman"/>
+          <w:sz w:val="26"/>
+          <w:szCs w:val="26"/>
+          <w:lang w:val="vi-VN"/>
+        </w:rPr>
+      </w:pPr>
+      <w:r>
+        <w:rPr>
+          <w:rFonts w:ascii="Times New Roman" w:hAnsi="Times New Roman" w:cs="Times New Roman"/>
+          <w:sz w:val="26"/>
+          <w:szCs w:val="26"/>
+          <w:lang w:val="vi-VN"/>
+        </w:rPr>
+        <w:t>Câu 2:</w:t>
       </w:r>
     </w:p>
     <w:p>
@@ -146,199 +320,27 @@
           <w:rFonts w:ascii="Times New Roman" w:hAnsi="Times New Roman" w:cs="Times New Roman"/>
           <w:sz w:val="26"/>
           <w:szCs w:val="26"/>
-        </w:rPr>
-      </w:pPr>
-    </w:p>
-    <w:p>
-      <w:pPr>
-        <w:rPr>
-          <w:rFonts w:ascii="Times New Roman" w:hAnsi="Times New Roman" w:cs="Times New Roman"/>
-          <w:sz w:val="26"/>
-          <w:szCs w:val="26"/>
-        </w:rPr>
-      </w:pPr>
-      <w:r>
-        <w:rPr>
-          <w:rFonts w:ascii="Times New Roman" w:hAnsi="Times New Roman" w:cs="Times New Roman"/>
-          <w:sz w:val="26"/>
-          <w:szCs w:val="26"/>
-        </w:rPr>
-        <w:t>Câu 13:</w:t>
-      </w:r>
-    </w:p>
-    <w:p>
-      <w:pPr>
-        <w:rPr>
-          <w:rFonts w:ascii="Times New Roman" w:hAnsi="Times New Roman" w:cs="Times New Roman"/>
-          <w:sz w:val="26"/>
-          <w:szCs w:val="26"/>
-        </w:rPr>
-      </w:pPr>
-      <w:r>
-        <w:rPr>
-          <w:rFonts w:ascii="Times New Roman" w:hAnsi="Times New Roman" w:cs="Times New Roman"/>
-          <w:sz w:val="26"/>
-          <w:szCs w:val="26"/>
-        </w:rPr>
-        <w:t>Công cụ nào thường được dùng để đo lường hiệu quả của thương hiệu số?</w:t>
-      </w:r>
-    </w:p>
-    <w:p>
-      <w:pPr>
-        <w:rPr>
-          <w:rFonts w:ascii="Times New Roman" w:hAnsi="Times New Roman" w:cs="Times New Roman"/>
-          <w:sz w:val="26"/>
-          <w:szCs w:val="26"/>
-        </w:rPr>
-      </w:pPr>
-      <w:r>
-        <w:rPr>
-          <w:rFonts w:ascii="Times New Roman" w:hAnsi="Times New Roman" w:cs="Times New Roman"/>
-          <w:sz w:val="26"/>
-          <w:szCs w:val="26"/>
-        </w:rPr>
-        <w:t>A</w:t>
-      </w:r>
-      <w:r>
-        <w:rPr>
-          <w:rFonts w:ascii="Times New Roman" w:hAnsi="Times New Roman" w:cs="Times New Roman"/>
-          <w:sz w:val="26"/>
-          <w:szCs w:val="26"/>
-        </w:rPr>
-        <w:t xml:space="preserve">. </w:t>
-      </w:r>
-      <w:r>
-        <w:rPr>
-          <w:rFonts w:ascii="Times New Roman" w:hAnsi="Times New Roman" w:cs="Times New Roman"/>
-          <w:sz w:val="26"/>
-          <w:szCs w:val="26"/>
-        </w:rPr>
-        <w:t>Microsoft Word</w:t>
-      </w:r>
-    </w:p>
-    <w:p>
-      <w:pPr>
-        <w:rPr>
-          <w:rFonts w:ascii="Times New Roman" w:hAnsi="Times New Roman" w:cs="Times New Roman"/>
-          <w:sz w:val="26"/>
-          <w:szCs w:val="26"/>
-        </w:rPr>
-      </w:pPr>
-      <w:r>
-        <w:rPr>
-          <w:rFonts w:ascii="Times New Roman" w:hAnsi="Times New Roman" w:cs="Times New Roman"/>
-          <w:sz w:val="26"/>
-          <w:szCs w:val="26"/>
-        </w:rPr>
-        <w:t>B</w:t>
-      </w:r>
-      <w:r>
-        <w:rPr>
-          <w:rFonts w:ascii="Times New Roman" w:hAnsi="Times New Roman" w:cs="Times New Roman"/>
-          <w:sz w:val="26"/>
-          <w:szCs w:val="26"/>
-        </w:rPr>
-        <w:t xml:space="preserve">. </w:t>
-      </w:r>
-      <w:r>
-        <w:rPr>
-          <w:rFonts w:ascii="Times New Roman" w:hAnsi="Times New Roman" w:cs="Times New Roman"/>
-          <w:sz w:val="26"/>
-          <w:szCs w:val="26"/>
-        </w:rPr>
-        <w:t>Excel.</w:t>
-      </w:r>
-    </w:p>
-    <w:p>
-      <w:pPr>
-        <w:rPr>
-          <w:rFonts w:ascii="Times New Roman" w:hAnsi="Times New Roman" w:cs="Times New Roman"/>
-          <w:color w:val="EE0000"/>
-          <w:sz w:val="26"/>
-          <w:szCs w:val="26"/>
-        </w:rPr>
-      </w:pPr>
-      <w:r>
-        <w:rPr>
-          <w:rFonts w:ascii="Times New Roman" w:hAnsi="Times New Roman" w:cs="Times New Roman"/>
-          <w:color w:val="EE0000"/>
-          <w:sz w:val="26"/>
-          <w:szCs w:val="26"/>
-        </w:rPr>
-        <w:t>C. Google Analytics.</w:t>
-      </w:r>
-    </w:p>
-    <w:p>
-      <w:pPr>
-        <w:rPr>
-          <w:rFonts w:ascii="Times New Roman" w:hAnsi="Times New Roman" w:cs="Times New Roman"/>
-          <w:sz w:val="26"/>
-          <w:szCs w:val="26"/>
-        </w:rPr>
-      </w:pPr>
-      <w:r>
-        <w:rPr>
-          <w:rFonts w:ascii="Times New Roman" w:hAnsi="Times New Roman" w:cs="Times New Roman"/>
-          <w:sz w:val="26"/>
-          <w:szCs w:val="26"/>
-        </w:rPr>
-        <w:t>D</w:t>
-      </w:r>
-      <w:r>
-        <w:rPr>
-          <w:rFonts w:ascii="Times New Roman" w:hAnsi="Times New Roman" w:cs="Times New Roman"/>
-          <w:sz w:val="26"/>
-          <w:szCs w:val="26"/>
-        </w:rPr>
-        <w:t xml:space="preserve">. </w:t>
-      </w:r>
-      <w:r>
-        <w:rPr>
-          <w:rFonts w:ascii="Times New Roman" w:hAnsi="Times New Roman" w:cs="Times New Roman"/>
-          <w:sz w:val="26"/>
-          <w:szCs w:val="26"/>
-        </w:rPr>
-        <w:t>Photoshop.</w:t>
-      </w:r>
-    </w:p>
-    <w:p>
-      <w:pPr>
-        <w:rPr>
-          <w:rFonts w:ascii="Times New Roman" w:hAnsi="Times New Roman" w:cs="Times New Roman"/>
-          <w:color w:val="EE0000"/>
-          <w:sz w:val="26"/>
-          <w:szCs w:val="26"/>
-        </w:rPr>
-      </w:pPr>
-    </w:p>
-    <w:p>
-      <w:pPr>
-        <w:rPr>
-          <w:rFonts w:ascii="Times New Roman" w:hAnsi="Times New Roman" w:cs="Times New Roman"/>
-          <w:color w:val="000000" w:themeColor="text1"/>
-          <w:sz w:val="26"/>
-          <w:szCs w:val="26"/>
-          <w:lang w:val="vi-VN"/>
-        </w:rPr>
-      </w:pPr>
-      <w:r>
-        <w:rPr>
-          <w:rFonts w:ascii="Times New Roman" w:hAnsi="Times New Roman" w:cs="Times New Roman"/>
-          <w:color w:val="000000" w:themeColor="text1"/>
-          <w:sz w:val="26"/>
-          <w:szCs w:val="26"/>
-        </w:rPr>
-        <w:t>Câu</w:t>
-      </w:r>
-      <w:r>
-        <w:rPr>
-          <w:rFonts w:ascii="Times New Roman" w:hAnsi="Times New Roman" w:cs="Times New Roman"/>
-          <w:color w:val="000000" w:themeColor="text1"/>
-          <w:sz w:val="26"/>
-          <w:szCs w:val="26"/>
-          <w:lang w:val="vi-VN"/>
-        </w:rPr>
-        <w:t xml:space="preserve"> 53:</w:t>
+          <w:lang w:val="vi-VN"/>
+        </w:rPr>
+      </w:pPr>
+    </w:p>
+    <w:p>
+      <w:pPr>
+        <w:rPr>
+          <w:rFonts w:ascii="Times New Roman" w:hAnsi="Times New Roman" w:cs="Times New Roman"/>
+          <w:sz w:val="26"/>
+          <w:szCs w:val="26"/>
+          <w:lang w:val="vi-VN"/>
+        </w:rPr>
+      </w:pPr>
+      <w:r>
+        <w:rPr>
+          <w:rFonts w:ascii="Times New Roman" w:hAnsi="Times New Roman" w:cs="Times New Roman"/>
+          <w:sz w:val="26"/>
+          <w:szCs w:val="26"/>
+          <w:lang w:val="vi-VN"/>
+        </w:rPr>
+        <w:t>Câu 3:</w:t>
       </w:r>
     </w:p>
     <w:p>
@@ -425,25 +427,810 @@
           <w:lang w:val="vi-VN"/>
         </w:rPr>
       </w:pPr>
-      <w:r>
-        <w:rPr>
-          <w:rFonts w:ascii="Times New Roman" w:hAnsi="Times New Roman" w:cs="Times New Roman"/>
-          <w:color w:val="000000" w:themeColor="text1"/>
-          <w:sz w:val="26"/>
-          <w:szCs w:val="26"/>
-          <w:lang w:val="vi-VN"/>
-        </w:rPr>
-        <w:t>Câu 54:</w:t>
-      </w:r>
-      <w:r>
-        <w:rPr>
-          <w:rFonts w:ascii="Times New Roman" w:hAnsi="Times New Roman" w:cs="Times New Roman"/>
-          <w:color w:val="000000" w:themeColor="text1"/>
-          <w:sz w:val="26"/>
-          <w:szCs w:val="26"/>
-          <w:lang w:val="vi-VN"/>
-        </w:rPr>
-        <w:br/>
+    </w:p>
+    <w:p>
+      <w:pPr>
+        <w:rPr>
+          <w:rFonts w:ascii="Times New Roman" w:hAnsi="Times New Roman" w:cs="Times New Roman"/>
+          <w:color w:val="000000" w:themeColor="text1"/>
+          <w:sz w:val="26"/>
+          <w:szCs w:val="26"/>
+          <w:lang w:val="vi-VN"/>
+        </w:rPr>
+      </w:pPr>
+    </w:p>
+    <w:p>
+      <w:pPr>
+        <w:rPr>
+          <w:rFonts w:ascii="Times New Roman" w:hAnsi="Times New Roman" w:cs="Times New Roman"/>
+          <w:color w:val="000000" w:themeColor="text1"/>
+          <w:sz w:val="26"/>
+          <w:szCs w:val="26"/>
+          <w:lang w:val="vi-VN"/>
+        </w:rPr>
+      </w:pPr>
+    </w:p>
+    <w:p>
+      <w:pPr>
+        <w:rPr>
+          <w:rFonts w:ascii="Times New Roman" w:hAnsi="Times New Roman" w:cs="Times New Roman"/>
+          <w:color w:val="000000" w:themeColor="text1"/>
+          <w:sz w:val="26"/>
+          <w:szCs w:val="26"/>
+          <w:lang w:val="vi-VN"/>
+        </w:rPr>
+      </w:pPr>
+    </w:p>
+    <w:p>
+      <w:pPr>
+        <w:rPr>
+          <w:rFonts w:ascii="Times New Roman" w:hAnsi="Times New Roman" w:cs="Times New Roman"/>
+          <w:color w:val="000000" w:themeColor="text1"/>
+          <w:sz w:val="26"/>
+          <w:szCs w:val="26"/>
+          <w:lang w:val="vi-VN"/>
+        </w:rPr>
+      </w:pPr>
+    </w:p>
+    <w:p>
+      <w:pPr>
+        <w:rPr>
+          <w:rFonts w:ascii="Times New Roman" w:hAnsi="Times New Roman" w:cs="Times New Roman"/>
+          <w:color w:val="000000" w:themeColor="text1"/>
+          <w:sz w:val="26"/>
+          <w:szCs w:val="26"/>
+          <w:lang w:val="vi-VN"/>
+        </w:rPr>
+      </w:pPr>
+    </w:p>
+    <w:p>
+      <w:pPr>
+        <w:rPr>
+          <w:rFonts w:ascii="Times New Roman" w:hAnsi="Times New Roman" w:cs="Times New Roman"/>
+          <w:color w:val="000000" w:themeColor="text1"/>
+          <w:sz w:val="26"/>
+          <w:szCs w:val="26"/>
+          <w:lang w:val="vi-VN"/>
+        </w:rPr>
+      </w:pPr>
+      <w:r>
+        <w:rPr>
+          <w:rFonts w:ascii="Times New Roman" w:hAnsi="Times New Roman" w:cs="Times New Roman"/>
+          <w:color w:val="000000" w:themeColor="text1"/>
+          <w:sz w:val="26"/>
+          <w:szCs w:val="26"/>
+          <w:lang w:val="vi-VN"/>
+        </w:rPr>
+        <w:lastRenderedPageBreak/>
+        <w:t>Câu 4:</w:t>
+      </w:r>
+    </w:p>
+    <w:p>
+      <w:pPr>
+        <w:rPr>
+          <w:rFonts w:ascii="Times New Roman" w:hAnsi="Times New Roman" w:cs="Times New Roman"/>
+          <w:color w:val="000000" w:themeColor="text1"/>
+          <w:sz w:val="26"/>
+          <w:szCs w:val="26"/>
+          <w:lang w:val="vi-VN"/>
+        </w:rPr>
+      </w:pPr>
+      <w:r>
+        <w:rPr>
+          <w:rFonts w:ascii="Times New Roman" w:hAnsi="Times New Roman" w:cs="Times New Roman"/>
+          <w:color w:val="000000" w:themeColor="text1"/>
+          <w:sz w:val="26"/>
+          <w:szCs w:val="26"/>
+          <w:lang w:val="vi-VN"/>
+        </w:rPr>
+        <w:t>Bác Đồng là người việt nam đúng hay sai?</w:t>
+      </w:r>
+    </w:p>
+    <w:p>
+      <w:pPr>
+        <w:rPr>
+          <w:rFonts w:ascii="Times New Roman" w:hAnsi="Times New Roman" w:cs="Times New Roman"/>
+          <w:color w:val="FF0000"/>
+          <w:sz w:val="26"/>
+          <w:szCs w:val="26"/>
+          <w:lang w:val="vi-VN"/>
+        </w:rPr>
+      </w:pPr>
+      <w:r>
+        <w:rPr>
+          <w:rFonts w:ascii="Times New Roman" w:hAnsi="Times New Roman" w:cs="Times New Roman"/>
+          <w:color w:val="FF0000"/>
+          <w:sz w:val="26"/>
+          <w:szCs w:val="26"/>
+          <w:lang w:val="vi-VN"/>
+        </w:rPr>
+        <w:t>A. Đúng.</w:t>
+      </w:r>
+    </w:p>
+    <w:p>
+      <w:pPr>
+        <w:rPr>
+          <w:rFonts w:ascii="Times New Roman" w:hAnsi="Times New Roman" w:cs="Times New Roman"/>
+          <w:color w:val="000000" w:themeColor="text1"/>
+          <w:sz w:val="26"/>
+          <w:szCs w:val="26"/>
+          <w:lang w:val="vi-VN"/>
+        </w:rPr>
+      </w:pPr>
+      <w:r>
+        <w:rPr>
+          <w:rFonts w:ascii="Times New Roman" w:hAnsi="Times New Roman" w:cs="Times New Roman"/>
+          <w:color w:val="000000" w:themeColor="text1"/>
+          <w:sz w:val="26"/>
+          <w:szCs w:val="26"/>
+          <w:lang w:val="vi-VN"/>
+        </w:rPr>
+        <w:t>B. Sai</w:t>
+      </w:r>
+    </w:p>
+    <w:p>
+      <w:pPr>
+        <w:rPr>
+          <w:rFonts w:ascii="Times New Roman" w:hAnsi="Times New Roman" w:cs="Times New Roman"/>
+          <w:color w:val="000000" w:themeColor="text1"/>
+          <w:sz w:val="26"/>
+          <w:szCs w:val="26"/>
+          <w:lang w:val="vi-VN"/>
+        </w:rPr>
+      </w:pPr>
+    </w:p>
+    <w:p>
+      <w:pPr>
+        <w:rPr>
+          <w:rFonts w:ascii="Times New Roman" w:hAnsi="Times New Roman" w:cs="Times New Roman"/>
+          <w:color w:val="000000" w:themeColor="text1"/>
+          <w:sz w:val="26"/>
+          <w:szCs w:val="26"/>
+          <w:lang w:val="vi-VN"/>
+        </w:rPr>
+      </w:pPr>
+      <w:r>
+        <w:rPr>
+          <w:rFonts w:ascii="Times New Roman" w:hAnsi="Times New Roman" w:cs="Times New Roman"/>
+          <w:color w:val="000000" w:themeColor="text1"/>
+          <w:sz w:val="26"/>
+          <w:szCs w:val="26"/>
+          <w:lang w:val="vi-VN"/>
+        </w:rPr>
+        <w:t>Bác Giáp là người việt nam đúng hay sai?</w:t>
+      </w:r>
+    </w:p>
+    <w:p>
+      <w:pPr>
+        <w:rPr>
+          <w:rFonts w:ascii="Times New Roman" w:hAnsi="Times New Roman" w:cs="Times New Roman"/>
+          <w:color w:val="FF0000"/>
+          <w:sz w:val="26"/>
+          <w:szCs w:val="26"/>
+          <w:lang w:val="vi-VN"/>
+        </w:rPr>
+      </w:pPr>
+      <w:r>
+        <w:rPr>
+          <w:rFonts w:ascii="Times New Roman" w:hAnsi="Times New Roman" w:cs="Times New Roman"/>
+          <w:color w:val="FF0000"/>
+          <w:sz w:val="26"/>
+          <w:szCs w:val="26"/>
+          <w:lang w:val="vi-VN"/>
+        </w:rPr>
+        <w:t>A. Đúng.</w:t>
+      </w:r>
+    </w:p>
+    <w:p>
+      <w:pPr>
+        <w:rPr>
+          <w:rFonts w:ascii="Times New Roman" w:hAnsi="Times New Roman" w:cs="Times New Roman"/>
+          <w:color w:val="000000" w:themeColor="text1"/>
+          <w:sz w:val="26"/>
+          <w:szCs w:val="26"/>
+          <w:lang w:val="vi-VN"/>
+        </w:rPr>
+      </w:pPr>
+      <w:r>
+        <w:rPr>
+          <w:rFonts w:ascii="Times New Roman" w:hAnsi="Times New Roman" w:cs="Times New Roman"/>
+          <w:color w:val="000000" w:themeColor="text1"/>
+          <w:sz w:val="26"/>
+          <w:szCs w:val="26"/>
+          <w:lang w:val="vi-VN"/>
+        </w:rPr>
+        <w:t>B. Sai</w:t>
+      </w:r>
+    </w:p>
+    <w:p>
+      <w:pPr>
+        <w:rPr>
+          <w:rFonts w:ascii="Times New Roman" w:hAnsi="Times New Roman" w:cs="Times New Roman"/>
+          <w:color w:val="000000" w:themeColor="text1"/>
+          <w:sz w:val="26"/>
+          <w:szCs w:val="26"/>
+          <w:lang w:val="vi-VN"/>
+        </w:rPr>
+      </w:pPr>
+    </w:p>
+    <w:p>
+      <w:pPr>
+        <w:rPr>
+          <w:rFonts w:ascii="Times New Roman" w:hAnsi="Times New Roman" w:cs="Times New Roman"/>
+          <w:color w:val="000000" w:themeColor="text1"/>
+          <w:sz w:val="26"/>
+          <w:szCs w:val="26"/>
+          <w:lang w:val="vi-VN"/>
+        </w:rPr>
+      </w:pPr>
+      <w:r>
+        <w:rPr>
+          <w:rFonts w:ascii="Times New Roman" w:hAnsi="Times New Roman" w:cs="Times New Roman"/>
+          <w:color w:val="000000" w:themeColor="text1"/>
+          <w:sz w:val="26"/>
+          <w:szCs w:val="26"/>
+          <w:lang w:val="vi-VN"/>
+        </w:rPr>
+        <w:t>Bác Putin là người việt nam đúng hay sai?</w:t>
+      </w:r>
+    </w:p>
+    <w:p>
+      <w:pPr>
+        <w:rPr>
+          <w:rFonts w:ascii="Times New Roman" w:hAnsi="Times New Roman" w:cs="Times New Roman"/>
+          <w:sz w:val="26"/>
+          <w:szCs w:val="26"/>
+          <w:lang w:val="vi-VN"/>
+        </w:rPr>
+      </w:pPr>
+      <w:r>
+        <w:rPr>
+          <w:rFonts w:ascii="Times New Roman" w:hAnsi="Times New Roman" w:cs="Times New Roman"/>
+          <w:sz w:val="26"/>
+          <w:szCs w:val="26"/>
+          <w:lang w:val="vi-VN"/>
+        </w:rPr>
+        <w:t>A. Đúng.</w:t>
+      </w:r>
+    </w:p>
+    <w:p>
+      <w:pPr>
+        <w:rPr>
+          <w:rFonts w:ascii="Times New Roman" w:hAnsi="Times New Roman" w:cs="Times New Roman"/>
+          <w:color w:val="FF0000"/>
+          <w:sz w:val="26"/>
+          <w:szCs w:val="26"/>
+          <w:lang w:val="vi-VN"/>
+        </w:rPr>
+      </w:pPr>
+      <w:r>
+        <w:rPr>
+          <w:rFonts w:ascii="Times New Roman" w:hAnsi="Times New Roman" w:cs="Times New Roman"/>
+          <w:color w:val="FF0000"/>
+          <w:sz w:val="26"/>
+          <w:szCs w:val="26"/>
+          <w:lang w:val="vi-VN"/>
+        </w:rPr>
+        <w:t>B. Sai</w:t>
+      </w:r>
+    </w:p>
+    <w:p>
+      <w:pPr>
+        <w:rPr>
+          <w:rFonts w:ascii="Times New Roman" w:hAnsi="Times New Roman" w:cs="Times New Roman"/>
+          <w:color w:val="000000" w:themeColor="text1"/>
+          <w:sz w:val="26"/>
+          <w:szCs w:val="26"/>
+          <w:lang w:val="vi-VN"/>
+        </w:rPr>
+      </w:pPr>
+    </w:p>
+    <w:p>
+      <w:pPr>
+        <w:rPr>
+          <w:rFonts w:ascii="Times New Roman" w:hAnsi="Times New Roman" w:cs="Times New Roman"/>
+          <w:color w:val="000000" w:themeColor="text1"/>
+          <w:sz w:val="26"/>
+          <w:szCs w:val="26"/>
+          <w:lang w:val="vi-VN"/>
+        </w:rPr>
+      </w:pPr>
+      <w:r>
+        <w:rPr>
+          <w:rFonts w:ascii="Times New Roman" w:hAnsi="Times New Roman" w:cs="Times New Roman"/>
+          <w:color w:val="000000" w:themeColor="text1"/>
+          <w:sz w:val="26"/>
+          <w:szCs w:val="26"/>
+          <w:lang w:val="vi-VN"/>
+        </w:rPr>
+        <w:t xml:space="preserve">Câu </w:t>
+      </w:r>
+      <w:r>
+        <w:rPr>
+          <w:rFonts w:ascii="Times New Roman" w:hAnsi="Times New Roman" w:cs="Times New Roman"/>
+          <w:color w:val="000000" w:themeColor="text1"/>
+          <w:sz w:val="26"/>
+          <w:szCs w:val="26"/>
+          <w:lang w:val="vi-VN"/>
+        </w:rPr>
+        <w:t>5</w:t>
+      </w:r>
+      <w:r>
+        <w:rPr>
+          <w:rFonts w:ascii="Times New Roman" w:hAnsi="Times New Roman" w:cs="Times New Roman"/>
+          <w:color w:val="000000" w:themeColor="text1"/>
+          <w:sz w:val="26"/>
+          <w:szCs w:val="26"/>
+          <w:lang w:val="vi-VN"/>
+        </w:rPr>
+        <w:t>:</w:t>
+      </w:r>
+    </w:p>
+    <w:p>
+      <w:pPr>
+        <w:rPr>
+          <w:rFonts w:ascii="Times New Roman" w:hAnsi="Times New Roman" w:cs="Times New Roman"/>
+          <w:color w:val="000000" w:themeColor="text1"/>
+          <w:sz w:val="26"/>
+          <w:szCs w:val="26"/>
+          <w:lang w:val="vi-VN"/>
+        </w:rPr>
+      </w:pPr>
+      <w:r>
+        <w:rPr>
+          <w:rFonts w:ascii="Times New Roman" w:hAnsi="Times New Roman" w:cs="Times New Roman"/>
+          <w:color w:val="000000" w:themeColor="text1"/>
+          <w:sz w:val="26"/>
+          <w:szCs w:val="26"/>
+          <w:lang w:val="vi-VN"/>
+        </w:rPr>
+        <w:t xml:space="preserve">Bác </w:t>
+      </w:r>
+      <w:r>
+        <w:rPr>
+          <w:rFonts w:ascii="Times New Roman" w:hAnsi="Times New Roman" w:cs="Times New Roman"/>
+          <w:color w:val="000000" w:themeColor="text1"/>
+          <w:sz w:val="26"/>
+          <w:szCs w:val="26"/>
+          <w:lang w:val="vi-VN"/>
+        </w:rPr>
+        <w:t>Meo</w:t>
+      </w:r>
+      <w:r>
+        <w:rPr>
+          <w:rFonts w:ascii="Times New Roman" w:hAnsi="Times New Roman" w:cs="Times New Roman"/>
+          <w:color w:val="000000" w:themeColor="text1"/>
+          <w:sz w:val="26"/>
+          <w:szCs w:val="26"/>
+          <w:lang w:val="vi-VN"/>
+        </w:rPr>
+        <w:t xml:space="preserve"> là người việt nam đúng hay sai?</w:t>
+      </w:r>
+    </w:p>
+    <w:p>
+      <w:pPr>
+        <w:rPr>
+          <w:rFonts w:ascii="Times New Roman" w:hAnsi="Times New Roman" w:cs="Times New Roman"/>
+          <w:color w:val="FF0000"/>
+          <w:sz w:val="26"/>
+          <w:szCs w:val="26"/>
+          <w:lang w:val="vi-VN"/>
+        </w:rPr>
+      </w:pPr>
+      <w:r>
+        <w:rPr>
+          <w:rFonts w:ascii="Times New Roman" w:hAnsi="Times New Roman" w:cs="Times New Roman"/>
+          <w:color w:val="FF0000"/>
+          <w:sz w:val="26"/>
+          <w:szCs w:val="26"/>
+          <w:lang w:val="vi-VN"/>
+        </w:rPr>
+        <w:t>A. Đúng.</w:t>
+      </w:r>
+    </w:p>
+    <w:p>
+      <w:pPr>
+        <w:rPr>
+          <w:rFonts w:ascii="Times New Roman" w:hAnsi="Times New Roman" w:cs="Times New Roman"/>
+          <w:color w:val="000000" w:themeColor="text1"/>
+          <w:sz w:val="26"/>
+          <w:szCs w:val="26"/>
+          <w:lang w:val="vi-VN"/>
+        </w:rPr>
+      </w:pPr>
+      <w:r>
+        <w:rPr>
+          <w:rFonts w:ascii="Times New Roman" w:hAnsi="Times New Roman" w:cs="Times New Roman"/>
+          <w:color w:val="000000" w:themeColor="text1"/>
+          <w:sz w:val="26"/>
+          <w:szCs w:val="26"/>
+          <w:lang w:val="vi-VN"/>
+        </w:rPr>
+        <w:t>B. Sai</w:t>
+      </w:r>
+    </w:p>
+    <w:p>
+      <w:pPr>
+        <w:rPr>
+          <w:rFonts w:ascii="Times New Roman" w:hAnsi="Times New Roman" w:cs="Times New Roman"/>
+          <w:color w:val="000000" w:themeColor="text1"/>
+          <w:sz w:val="26"/>
+          <w:szCs w:val="26"/>
+          <w:lang w:val="vi-VN"/>
+        </w:rPr>
+      </w:pPr>
+    </w:p>
+    <w:p>
+      <w:pPr>
+        <w:rPr>
+          <w:rFonts w:ascii="Times New Roman" w:hAnsi="Times New Roman" w:cs="Times New Roman"/>
+          <w:color w:val="000000" w:themeColor="text1"/>
+          <w:sz w:val="26"/>
+          <w:szCs w:val="26"/>
+          <w:lang w:val="vi-VN"/>
+        </w:rPr>
+      </w:pPr>
+      <w:r>
+        <w:rPr>
+          <w:rFonts w:ascii="Times New Roman" w:hAnsi="Times New Roman" w:cs="Times New Roman"/>
+          <w:color w:val="000000" w:themeColor="text1"/>
+          <w:sz w:val="26"/>
+          <w:szCs w:val="26"/>
+          <w:lang w:val="vi-VN"/>
+        </w:rPr>
+        <w:t xml:space="preserve">Bác </w:t>
+      </w:r>
+      <w:r>
+        <w:rPr>
+          <w:rFonts w:ascii="Times New Roman" w:hAnsi="Times New Roman" w:cs="Times New Roman"/>
+          <w:color w:val="000000" w:themeColor="text1"/>
+          <w:sz w:val="26"/>
+          <w:szCs w:val="26"/>
+          <w:lang w:val="vi-VN"/>
+        </w:rPr>
+        <w:t>Dog</w:t>
+      </w:r>
+      <w:r>
+        <w:rPr>
+          <w:rFonts w:ascii="Times New Roman" w:hAnsi="Times New Roman" w:cs="Times New Roman"/>
+          <w:color w:val="000000" w:themeColor="text1"/>
+          <w:sz w:val="26"/>
+          <w:szCs w:val="26"/>
+          <w:lang w:val="vi-VN"/>
+        </w:rPr>
+        <w:t xml:space="preserve"> là người việt nam đúng hay sai?</w:t>
+      </w:r>
+    </w:p>
+    <w:p>
+      <w:pPr>
+        <w:rPr>
+          <w:rFonts w:ascii="Times New Roman" w:hAnsi="Times New Roman" w:cs="Times New Roman"/>
+          <w:color w:val="FF0000"/>
+          <w:sz w:val="26"/>
+          <w:szCs w:val="26"/>
+          <w:lang w:val="vi-VN"/>
+        </w:rPr>
+      </w:pPr>
+      <w:r>
+        <w:rPr>
+          <w:rFonts w:ascii="Times New Roman" w:hAnsi="Times New Roman" w:cs="Times New Roman"/>
+          <w:color w:val="FF0000"/>
+          <w:sz w:val="26"/>
+          <w:szCs w:val="26"/>
+          <w:lang w:val="vi-VN"/>
+        </w:rPr>
+        <w:t>A. Đúng.</w:t>
+      </w:r>
+    </w:p>
+    <w:p>
+      <w:pPr>
+        <w:rPr>
+          <w:rFonts w:ascii="Times New Roman" w:hAnsi="Times New Roman" w:cs="Times New Roman"/>
+          <w:color w:val="000000" w:themeColor="text1"/>
+          <w:sz w:val="26"/>
+          <w:szCs w:val="26"/>
+          <w:lang w:val="vi-VN"/>
+        </w:rPr>
+      </w:pPr>
+      <w:r>
+        <w:rPr>
+          <w:rFonts w:ascii="Times New Roman" w:hAnsi="Times New Roman" w:cs="Times New Roman"/>
+          <w:color w:val="000000" w:themeColor="text1"/>
+          <w:sz w:val="26"/>
+          <w:szCs w:val="26"/>
+          <w:lang w:val="vi-VN"/>
+        </w:rPr>
+        <w:t>B. Sai</w:t>
+      </w:r>
+    </w:p>
+    <w:p>
+      <w:pPr>
+        <w:rPr>
+          <w:rFonts w:ascii="Times New Roman" w:hAnsi="Times New Roman" w:cs="Times New Roman"/>
+          <w:color w:val="000000" w:themeColor="text1"/>
+          <w:sz w:val="26"/>
+          <w:szCs w:val="26"/>
+          <w:lang w:val="vi-VN"/>
+        </w:rPr>
+      </w:pPr>
+    </w:p>
+    <w:p>
+      <w:pPr>
+        <w:rPr>
+          <w:rFonts w:ascii="Times New Roman" w:hAnsi="Times New Roman" w:cs="Times New Roman"/>
+          <w:color w:val="000000" w:themeColor="text1"/>
+          <w:sz w:val="26"/>
+          <w:szCs w:val="26"/>
+          <w:lang w:val="vi-VN"/>
+        </w:rPr>
+      </w:pPr>
+      <w:r>
+        <w:rPr>
+          <w:rFonts w:ascii="Times New Roman" w:hAnsi="Times New Roman" w:cs="Times New Roman"/>
+          <w:color w:val="000000" w:themeColor="text1"/>
+          <w:sz w:val="26"/>
+          <w:szCs w:val="26"/>
+          <w:lang w:val="vi-VN"/>
+        </w:rPr>
+        <w:t xml:space="preserve">Bác </w:t>
+      </w:r>
+      <w:r>
+        <w:rPr>
+          <w:rFonts w:ascii="Times New Roman" w:hAnsi="Times New Roman" w:cs="Times New Roman"/>
+          <w:color w:val="000000" w:themeColor="text1"/>
+          <w:sz w:val="26"/>
+          <w:szCs w:val="26"/>
+          <w:lang w:val="vi-VN"/>
+        </w:rPr>
+        <w:t>Just</w:t>
+      </w:r>
+      <w:r>
+        <w:rPr>
+          <w:rFonts w:ascii="Times New Roman" w:hAnsi="Times New Roman" w:cs="Times New Roman"/>
+          <w:color w:val="000000" w:themeColor="text1"/>
+          <w:sz w:val="26"/>
+          <w:szCs w:val="26"/>
+          <w:lang w:val="vi-VN"/>
+        </w:rPr>
+        <w:t xml:space="preserve"> là người việt nam đúng hay sai?</w:t>
+      </w:r>
+    </w:p>
+    <w:p>
+      <w:pPr>
+        <w:rPr>
+          <w:rFonts w:ascii="Times New Roman" w:hAnsi="Times New Roman" w:cs="Times New Roman"/>
+          <w:sz w:val="26"/>
+          <w:szCs w:val="26"/>
+          <w:lang w:val="vi-VN"/>
+        </w:rPr>
+      </w:pPr>
+      <w:r>
+        <w:rPr>
+          <w:rFonts w:ascii="Times New Roman" w:hAnsi="Times New Roman" w:cs="Times New Roman"/>
+          <w:sz w:val="26"/>
+          <w:szCs w:val="26"/>
+          <w:lang w:val="vi-VN"/>
+        </w:rPr>
+        <w:t>A. Đúng.</w:t>
+      </w:r>
+    </w:p>
+    <w:p>
+      <w:pPr>
+        <w:rPr>
+          <w:rFonts w:ascii="Times New Roman" w:hAnsi="Times New Roman" w:cs="Times New Roman"/>
+          <w:color w:val="FF0000"/>
+          <w:sz w:val="26"/>
+          <w:szCs w:val="26"/>
+          <w:lang w:val="vi-VN"/>
+        </w:rPr>
+      </w:pPr>
+      <w:r>
+        <w:rPr>
+          <w:rFonts w:ascii="Times New Roman" w:hAnsi="Times New Roman" w:cs="Times New Roman"/>
+          <w:color w:val="FF0000"/>
+          <w:sz w:val="26"/>
+          <w:szCs w:val="26"/>
+          <w:lang w:val="vi-VN"/>
+        </w:rPr>
+        <w:t>B. Sai</w:t>
+      </w:r>
+    </w:p>
+    <w:p>
+      <w:pPr>
+        <w:rPr>
+          <w:rFonts w:ascii="Times New Roman" w:hAnsi="Times New Roman" w:cs="Times New Roman"/>
+          <w:color w:val="000000" w:themeColor="text1"/>
+          <w:sz w:val="26"/>
+          <w:szCs w:val="26"/>
+          <w:lang w:val="vi-VN"/>
+        </w:rPr>
+      </w:pPr>
+    </w:p>
+    <w:p>
+      <w:pPr>
+        <w:rPr>
+          <w:rFonts w:ascii="Times New Roman" w:hAnsi="Times New Roman" w:cs="Times New Roman"/>
+          <w:color w:val="000000" w:themeColor="text1"/>
+          <w:sz w:val="26"/>
+          <w:szCs w:val="26"/>
+          <w:lang w:val="vi-VN"/>
+        </w:rPr>
+      </w:pPr>
+      <w:r>
+        <w:rPr>
+          <w:rFonts w:ascii="Times New Roman" w:hAnsi="Times New Roman" w:cs="Times New Roman"/>
+          <w:color w:val="000000" w:themeColor="text1"/>
+          <w:sz w:val="26"/>
+          <w:szCs w:val="26"/>
+          <w:lang w:val="vi-VN"/>
+        </w:rPr>
+        <w:lastRenderedPageBreak/>
+        <w:t xml:space="preserve">Câu </w:t>
+      </w:r>
+      <w:r>
+        <w:rPr>
+          <w:rFonts w:ascii="Times New Roman" w:hAnsi="Times New Roman" w:cs="Times New Roman"/>
+          <w:color w:val="000000" w:themeColor="text1"/>
+          <w:sz w:val="26"/>
+          <w:szCs w:val="26"/>
+          <w:lang w:val="vi-VN"/>
+        </w:rPr>
+        <w:t>6</w:t>
+      </w:r>
+      <w:r>
+        <w:rPr>
+          <w:rFonts w:ascii="Times New Roman" w:hAnsi="Times New Roman" w:cs="Times New Roman"/>
+          <w:color w:val="000000" w:themeColor="text1"/>
+          <w:sz w:val="26"/>
+          <w:szCs w:val="26"/>
+          <w:lang w:val="vi-VN"/>
+        </w:rPr>
+        <w:t>:</w:t>
+      </w:r>
+    </w:p>
+    <w:p>
+      <w:pPr>
+        <w:rPr>
+          <w:rFonts w:ascii="Times New Roman" w:hAnsi="Times New Roman" w:cs="Times New Roman"/>
+          <w:color w:val="000000" w:themeColor="text1"/>
+          <w:sz w:val="26"/>
+          <w:szCs w:val="26"/>
+          <w:lang w:val="vi-VN"/>
+        </w:rPr>
+      </w:pPr>
+      <w:r>
+        <w:rPr>
+          <w:rFonts w:ascii="Times New Roman" w:hAnsi="Times New Roman" w:cs="Times New Roman"/>
+          <w:color w:val="000000" w:themeColor="text1"/>
+          <w:sz w:val="26"/>
+          <w:szCs w:val="26"/>
+          <w:lang w:val="vi-VN"/>
+        </w:rPr>
+        <w:t>Điền từ thích hợp vào chỗ trống sau:</w:t>
+      </w:r>
+    </w:p>
+    <w:p>
+      <w:pPr>
+        <w:rPr>
+          <w:rFonts w:ascii="Times New Roman" w:hAnsi="Times New Roman" w:cs="Times New Roman"/>
+          <w:color w:val="000000" w:themeColor="text1"/>
+          <w:sz w:val="26"/>
+          <w:szCs w:val="26"/>
+          <w:lang w:val="vi-VN"/>
+        </w:rPr>
+      </w:pPr>
+      <w:r>
+        <w:rPr>
+          <w:rFonts w:ascii="Times New Roman" w:hAnsi="Times New Roman" w:cs="Times New Roman"/>
+          <w:color w:val="000000" w:themeColor="text1"/>
+          <w:sz w:val="26"/>
+          <w:szCs w:val="26"/>
+          <w:lang w:val="vi-VN"/>
+        </w:rPr>
+        <w:t>Con chó đang ___ trên thảm cỏ xanh mướt.</w:t>
+      </w:r>
+    </w:p>
+    <w:p>
+      <w:pPr>
+        <w:rPr>
+          <w:rFonts w:ascii="Times New Roman" w:hAnsi="Times New Roman" w:cs="Times New Roman"/>
+          <w:color w:val="FF0000"/>
+          <w:sz w:val="26"/>
+          <w:szCs w:val="26"/>
+          <w:lang w:val="vi-VN"/>
+        </w:rPr>
+      </w:pPr>
+      <w:r>
+        <w:rPr>
+          <w:rFonts w:ascii="Times New Roman" w:hAnsi="Times New Roman" w:cs="Times New Roman"/>
+          <w:color w:val="FF0000"/>
+          <w:sz w:val="26"/>
+          <w:szCs w:val="26"/>
+          <w:lang w:val="vi-VN"/>
+        </w:rPr>
+        <w:t>*</w:t>
+      </w:r>
+      <w:r>
+        <w:rPr>
+          <w:rFonts w:ascii="Times New Roman" w:hAnsi="Times New Roman" w:cs="Times New Roman"/>
+          <w:color w:val="FF0000"/>
+          <w:sz w:val="26"/>
+          <w:szCs w:val="26"/>
+          <w:lang w:val="vi-VN"/>
+        </w:rPr>
+        <w:t>Nô đùa</w:t>
+      </w:r>
+    </w:p>
+    <w:p>
+      <w:pPr>
+        <w:rPr>
+          <w:rFonts w:ascii="Times New Roman" w:hAnsi="Times New Roman" w:cs="Times New Roman"/>
+          <w:color w:val="FF0000"/>
+          <w:sz w:val="26"/>
+          <w:szCs w:val="26"/>
+          <w:lang w:val="vi-VN"/>
+        </w:rPr>
+      </w:pPr>
+    </w:p>
+    <w:p>
+      <w:pPr>
+        <w:rPr>
+          <w:rFonts w:ascii="Times New Roman" w:hAnsi="Times New Roman" w:cs="Times New Roman"/>
+          <w:color w:val="000000" w:themeColor="text1"/>
+          <w:sz w:val="26"/>
+          <w:szCs w:val="26"/>
+          <w:lang w:val="vi-VN"/>
+        </w:rPr>
+      </w:pPr>
+      <w:r>
+        <w:rPr>
+          <w:rFonts w:ascii="Times New Roman" w:hAnsi="Times New Roman" w:cs="Times New Roman"/>
+          <w:color w:val="000000" w:themeColor="text1"/>
+          <w:sz w:val="26"/>
+          <w:szCs w:val="26"/>
+          <w:lang w:val="vi-VN"/>
+        </w:rPr>
+        <w:t xml:space="preserve">Câu </w:t>
+      </w:r>
+      <w:r>
+        <w:rPr>
+          <w:rFonts w:ascii="Times New Roman" w:hAnsi="Times New Roman" w:cs="Times New Roman"/>
+          <w:color w:val="000000" w:themeColor="text1"/>
+          <w:sz w:val="26"/>
+          <w:szCs w:val="26"/>
+          <w:lang w:val="vi-VN"/>
+        </w:rPr>
+        <w:t>7</w:t>
+      </w:r>
+      <w:r>
+        <w:rPr>
+          <w:rFonts w:ascii="Times New Roman" w:hAnsi="Times New Roman" w:cs="Times New Roman"/>
+          <w:color w:val="000000" w:themeColor="text1"/>
+          <w:sz w:val="26"/>
+          <w:szCs w:val="26"/>
+          <w:lang w:val="vi-VN"/>
+        </w:rPr>
+        <w:t>:</w:t>
+      </w:r>
+    </w:p>
+    <w:p>
+      <w:pPr>
+        <w:rPr>
+          <w:rFonts w:ascii="Times New Roman" w:hAnsi="Times New Roman" w:cs="Times New Roman"/>
+          <w:color w:val="000000" w:themeColor="text1"/>
+          <w:sz w:val="26"/>
+          <w:szCs w:val="26"/>
+          <w:lang w:val="vi-VN"/>
+        </w:rPr>
+      </w:pPr>
+      <w:r>
+        <w:rPr>
+          <w:rFonts w:ascii="Times New Roman" w:hAnsi="Times New Roman" w:cs="Times New Roman"/>
+          <w:color w:val="000000" w:themeColor="text1"/>
+          <w:sz w:val="26"/>
+          <w:szCs w:val="26"/>
+          <w:lang w:val="vi-VN"/>
+        </w:rPr>
         <w:t>Sắp xếp lại câu sau sao cho đúng cấu trúc:</w:t>
       </w:r>
     </w:p>
@@ -518,16 +1305,110 @@
           <w:color w:val="000000" w:themeColor="text1"/>
           <w:sz w:val="26"/>
           <w:szCs w:val="26"/>
-        </w:rPr>
-      </w:pPr>
-      <w:r>
-        <w:rPr>
-          <w:rFonts w:ascii="Times New Roman" w:hAnsi="Times New Roman" w:cs="Times New Roman"/>
-          <w:color w:val="000000" w:themeColor="text1"/>
-          <w:sz w:val="26"/>
-          <w:szCs w:val="26"/>
-        </w:rPr>
-        <w:lastRenderedPageBreak/>
+          <w:lang w:val="vi-VN"/>
+        </w:rPr>
+      </w:pPr>
+    </w:p>
+    <w:p>
+      <w:pPr>
+        <w:rPr>
+          <w:rFonts w:ascii="Times New Roman" w:hAnsi="Times New Roman" w:cs="Times New Roman"/>
+          <w:color w:val="000000" w:themeColor="text1"/>
+          <w:sz w:val="26"/>
+          <w:szCs w:val="26"/>
+          <w:lang w:val="vi-VN"/>
+        </w:rPr>
+      </w:pPr>
+    </w:p>
+    <w:p>
+      <w:pPr>
+        <w:rPr>
+          <w:rFonts w:ascii="Times New Roman" w:hAnsi="Times New Roman" w:cs="Times New Roman"/>
+          <w:color w:val="000000" w:themeColor="text1"/>
+          <w:sz w:val="26"/>
+          <w:szCs w:val="26"/>
+          <w:lang w:val="vi-VN"/>
+        </w:rPr>
+      </w:pPr>
+      <w:r>
+        <w:rPr>
+          <w:rFonts w:ascii="Times New Roman" w:hAnsi="Times New Roman" w:cs="Times New Roman"/>
+          <w:color w:val="000000" w:themeColor="text1"/>
+          <w:sz w:val="26"/>
+          <w:szCs w:val="26"/>
+          <w:lang w:val="vi-VN"/>
+        </w:rPr>
+        <w:t xml:space="preserve">Câu </w:t>
+      </w:r>
+      <w:r>
+        <w:rPr>
+          <w:rFonts w:ascii="Times New Roman" w:hAnsi="Times New Roman" w:cs="Times New Roman"/>
+          <w:color w:val="000000" w:themeColor="text1"/>
+          <w:sz w:val="26"/>
+          <w:szCs w:val="26"/>
+          <w:lang w:val="vi-VN"/>
+        </w:rPr>
+        <w:t>8</w:t>
+      </w:r>
+      <w:r>
+        <w:rPr>
+          <w:rFonts w:ascii="Times New Roman" w:hAnsi="Times New Roman" w:cs="Times New Roman"/>
+          <w:color w:val="000000" w:themeColor="text1"/>
+          <w:sz w:val="26"/>
+          <w:szCs w:val="26"/>
+          <w:lang w:val="vi-VN"/>
+        </w:rPr>
+        <w:t>:</w:t>
+      </w:r>
+    </w:p>
+    <w:p>
+      <w:pPr>
+        <w:rPr>
+          <w:rFonts w:ascii="Times New Roman" w:hAnsi="Times New Roman" w:cs="Times New Roman"/>
+          <w:color w:val="000000" w:themeColor="text1"/>
+          <w:sz w:val="26"/>
+          <w:szCs w:val="26"/>
+          <w:lang w:val="vi-VN"/>
+        </w:rPr>
+      </w:pPr>
+      <w:r>
+        <w:rPr>
+          <w:rFonts w:ascii="Times New Roman" w:hAnsi="Times New Roman" w:cs="Times New Roman"/>
+          <w:color w:val="000000" w:themeColor="text1"/>
+          <w:sz w:val="26"/>
+          <w:szCs w:val="26"/>
+          <w:lang w:val="vi-VN"/>
+        </w:rPr>
+        <w:t>Sắp xếp lại câu sau sao cho đúng cấu trúc:</w:t>
+      </w:r>
+    </w:p>
+    <w:p>
+      <w:pPr>
+        <w:rPr>
+          <w:rFonts w:ascii="Times New Roman" w:hAnsi="Times New Roman" w:cs="Times New Roman"/>
+          <w:color w:val="000000" w:themeColor="text1"/>
+          <w:sz w:val="26"/>
+          <w:szCs w:val="26"/>
+          <w:lang w:val="vi-VN"/>
+        </w:rPr>
+      </w:pPr>
+    </w:p>
+    <w:p>
+      <w:pPr>
+        <w:rPr>
+          <w:rFonts w:ascii="Times New Roman" w:hAnsi="Times New Roman" w:cs="Times New Roman"/>
+          <w:color w:val="000000" w:themeColor="text1"/>
+          <w:sz w:val="26"/>
+          <w:szCs w:val="26"/>
+        </w:rPr>
+      </w:pPr>
+      <w:r>
+        <w:rPr>
+          <w:rFonts w:ascii="Times New Roman" w:hAnsi="Times New Roman" w:cs="Times New Roman"/>
+          <w:color w:val="000000" w:themeColor="text1"/>
+          <w:sz w:val="26"/>
+          <w:szCs w:val="26"/>
+        </w:rPr>
         <w:t>*student|a|am|I</w:t>
       </w:r>
     </w:p>
@@ -644,454 +1525,619 @@
           <w:color w:val="000000" w:themeColor="text1"/>
           <w:sz w:val="26"/>
           <w:szCs w:val="26"/>
-        </w:rPr>
-      </w:pPr>
-    </w:p>
-    <w:p>
-      <w:pPr>
-        <w:rPr>
-          <w:rFonts w:ascii="Times New Roman" w:hAnsi="Times New Roman" w:cs="Times New Roman"/>
-          <w:color w:val="000000" w:themeColor="text1"/>
-          <w:sz w:val="26"/>
-          <w:szCs w:val="26"/>
-          <w:lang w:val="vi-VN"/>
-        </w:rPr>
-      </w:pPr>
-      <w:r>
-        <w:rPr>
-          <w:rFonts w:ascii="Times New Roman" w:hAnsi="Times New Roman" w:cs="Times New Roman"/>
-          <w:color w:val="000000" w:themeColor="text1"/>
-          <w:sz w:val="26"/>
-          <w:szCs w:val="26"/>
-          <w:lang w:val="vi-VN"/>
-        </w:rPr>
-        <w:t>Câu 55:</w:t>
-      </w:r>
-    </w:p>
-    <w:p>
-      <w:pPr>
-        <w:rPr>
-          <w:rFonts w:ascii="Times New Roman" w:hAnsi="Times New Roman" w:cs="Times New Roman"/>
-          <w:color w:val="000000" w:themeColor="text1"/>
-          <w:sz w:val="26"/>
-          <w:szCs w:val="26"/>
-          <w:lang w:val="vi-VN"/>
-        </w:rPr>
-      </w:pPr>
-      <w:r>
-        <w:rPr>
-          <w:rFonts w:ascii="Times New Roman" w:hAnsi="Times New Roman" w:cs="Times New Roman"/>
-          <w:color w:val="000000" w:themeColor="text1"/>
-          <w:sz w:val="26"/>
-          <w:szCs w:val="26"/>
-          <w:lang w:val="vi-VN"/>
-        </w:rPr>
-        <w:t>Điền từ thích hợp vào chỗ trống sau:</w:t>
-      </w:r>
-    </w:p>
-    <w:p>
-      <w:pPr>
-        <w:rPr>
-          <w:rFonts w:ascii="Times New Roman" w:hAnsi="Times New Roman" w:cs="Times New Roman"/>
-          <w:color w:val="000000" w:themeColor="text1"/>
-          <w:sz w:val="26"/>
-          <w:szCs w:val="26"/>
-          <w:lang w:val="vi-VN"/>
-        </w:rPr>
-      </w:pPr>
-      <w:r>
-        <w:rPr>
-          <w:rFonts w:ascii="Times New Roman" w:hAnsi="Times New Roman" w:cs="Times New Roman"/>
-          <w:color w:val="000000" w:themeColor="text1"/>
-          <w:sz w:val="26"/>
-          <w:szCs w:val="26"/>
-          <w:lang w:val="vi-VN"/>
-        </w:rPr>
-        <w:t>Bác Hồ là người ___.</w:t>
-      </w:r>
-    </w:p>
-    <w:p>
-      <w:pPr>
-        <w:rPr>
-          <w:rFonts w:ascii="Times New Roman" w:hAnsi="Times New Roman" w:cs="Times New Roman"/>
-          <w:color w:val="FF0000"/>
-          <w:sz w:val="26"/>
-          <w:szCs w:val="26"/>
-          <w:lang w:val="vi-VN"/>
-        </w:rPr>
-      </w:pPr>
-      <w:r>
-        <w:rPr>
-          <w:rFonts w:ascii="Times New Roman" w:hAnsi="Times New Roman" w:cs="Times New Roman"/>
-          <w:color w:val="FF0000"/>
-          <w:sz w:val="26"/>
-          <w:szCs w:val="26"/>
-          <w:lang w:val="vi-VN"/>
-        </w:rPr>
-        <w:t>*Việt Nam</w:t>
-      </w:r>
-    </w:p>
-    <w:p>
-      <w:pPr>
-        <w:rPr>
-          <w:rFonts w:ascii="Times New Roman" w:hAnsi="Times New Roman" w:cs="Times New Roman"/>
-          <w:color w:val="FF0000"/>
-          <w:sz w:val="26"/>
-          <w:szCs w:val="26"/>
-          <w:lang w:val="vi-VN"/>
-        </w:rPr>
-      </w:pPr>
-    </w:p>
-    <w:p>
-      <w:pPr>
-        <w:rPr>
-          <w:rFonts w:ascii="Times New Roman" w:hAnsi="Times New Roman" w:cs="Times New Roman"/>
-          <w:color w:val="000000" w:themeColor="text1"/>
-          <w:sz w:val="26"/>
-          <w:szCs w:val="26"/>
-          <w:lang w:val="vi-VN"/>
-        </w:rPr>
-      </w:pPr>
-      <w:r>
-        <w:rPr>
-          <w:rFonts w:ascii="Times New Roman" w:hAnsi="Times New Roman" w:cs="Times New Roman"/>
-          <w:color w:val="000000" w:themeColor="text1"/>
-          <w:sz w:val="26"/>
-          <w:szCs w:val="26"/>
-          <w:lang w:val="vi-VN"/>
-        </w:rPr>
-        <w:t>Câu 67:</w:t>
-      </w:r>
-      <w:r>
-        <w:rPr>
-          <w:rFonts w:ascii="Times New Roman" w:hAnsi="Times New Roman" w:cs="Times New Roman"/>
-          <w:color w:val="000000" w:themeColor="text1"/>
-          <w:sz w:val="26"/>
-          <w:szCs w:val="26"/>
-          <w:lang w:val="vi-VN"/>
-        </w:rPr>
-        <w:t xml:space="preserve"> Chọn đáp án Đúng </w:t>
-      </w:r>
-      <w:r>
-        <w:rPr>
-          <w:rFonts w:ascii="Times New Roman" w:hAnsi="Times New Roman" w:cs="Times New Roman"/>
-          <w:color w:val="000000" w:themeColor="text1"/>
-          <w:sz w:val="26"/>
-          <w:szCs w:val="26"/>
-          <w:lang w:val="vi-VN"/>
-        </w:rPr>
-        <w:t>Sai phù hợp.</w:t>
-      </w:r>
-      <w:r>
-        <w:rPr>
-          <w:rFonts w:ascii="Times New Roman" w:hAnsi="Times New Roman" w:cs="Times New Roman"/>
-          <w:color w:val="000000" w:themeColor="text1"/>
+          <w:lang w:val="vi-VN"/>
+        </w:rPr>
+      </w:pPr>
+    </w:p>
+    <w:p>
+      <w:pPr>
+        <w:rPr>
+          <w:rFonts w:ascii="Times New Roman" w:hAnsi="Times New Roman" w:cs="Times New Roman"/>
+          <w:color w:val="000000" w:themeColor="text1"/>
+          <w:sz w:val="26"/>
+          <w:szCs w:val="26"/>
+          <w:lang w:val="vi-VN"/>
+        </w:rPr>
+      </w:pPr>
+    </w:p>
+    <w:p>
+      <w:pPr>
+        <w:rPr>
+          <w:rFonts w:ascii="Times New Roman" w:hAnsi="Times New Roman" w:cs="Times New Roman"/>
+          <w:color w:val="000000" w:themeColor="text1"/>
+          <w:sz w:val="26"/>
+          <w:szCs w:val="26"/>
+          <w:lang w:val="vi-VN"/>
+        </w:rPr>
+      </w:pPr>
+      <w:r>
+        <w:rPr>
+          <w:rFonts w:ascii="Times New Roman" w:hAnsi="Times New Roman" w:cs="Times New Roman"/>
+          <w:color w:val="000000" w:themeColor="text1"/>
+          <w:sz w:val="26"/>
+          <w:szCs w:val="26"/>
+          <w:lang w:val="vi-VN"/>
+        </w:rPr>
+        <w:lastRenderedPageBreak/>
+        <w:t xml:space="preserve">Câu </w:t>
+      </w:r>
+      <w:r>
+        <w:rPr>
+          <w:rFonts w:ascii="Times New Roman" w:hAnsi="Times New Roman" w:cs="Times New Roman"/>
+          <w:color w:val="000000" w:themeColor="text1"/>
+          <w:sz w:val="26"/>
+          <w:szCs w:val="26"/>
+          <w:lang w:val="vi-VN"/>
+        </w:rPr>
+        <w:t>9</w:t>
+      </w:r>
+      <w:r>
+        <w:rPr>
+          <w:rFonts w:ascii="Times New Roman" w:hAnsi="Times New Roman" w:cs="Times New Roman"/>
+          <w:color w:val="000000" w:themeColor="text1"/>
+          <w:sz w:val="26"/>
+          <w:szCs w:val="26"/>
+          <w:lang w:val="vi-VN"/>
+        </w:rPr>
+        <w:t>:</w:t>
+      </w:r>
+    </w:p>
+    <w:p>
+      <w:pPr>
+        <w:rPr>
+          <w:rFonts w:ascii="Times New Roman" w:hAnsi="Times New Roman" w:cs="Times New Roman"/>
+          <w:sz w:val="26"/>
+          <w:szCs w:val="26"/>
+        </w:rPr>
+      </w:pPr>
+      <w:r>
+        <w:rPr>
+          <w:rFonts w:ascii="Times New Roman" w:hAnsi="Times New Roman" w:cs="Times New Roman"/>
+          <w:bCs/>
+          <w:sz w:val="26"/>
+          <w:szCs w:val="26"/>
+        </w:rPr>
+        <w:t xml:space="preserve">Kéo thả các yếu tố sau đây vào </w:t>
+      </w:r>
+      <w:r>
+        <w:rPr>
+          <w:rFonts w:ascii="Times New Roman" w:hAnsi="Times New Roman" w:cs="Times New Roman"/>
+          <w:bCs/>
+          <w:sz w:val="26"/>
+          <w:szCs w:val="26"/>
+        </w:rPr>
+        <w:t>nhóm</w:t>
+      </w:r>
+      <w:r>
+        <w:rPr>
+          <w:rFonts w:ascii="Times New Roman" w:hAnsi="Times New Roman" w:cs="Times New Roman"/>
+          <w:bCs/>
+          <w:sz w:val="26"/>
+          <w:szCs w:val="26"/>
+        </w:rPr>
+        <w:t xml:space="preserve"> tương ứng:</w:t>
+      </w:r>
+    </w:p>
+    <w:p>
+      <w:pPr>
+        <w:rPr>
+          <w:rFonts w:ascii="Times New Roman" w:hAnsi="Times New Roman" w:cs="Times New Roman"/>
+          <w:sz w:val="26"/>
+          <w:szCs w:val="26"/>
+        </w:rPr>
+      </w:pPr>
+      <w:r>
+        <w:rPr>
+          <w:rFonts w:ascii="Times New Roman" w:hAnsi="Times New Roman" w:cs="Times New Roman"/>
+          <w:sz w:val="26"/>
+          <w:szCs w:val="26"/>
+          <w:lang w:val="vi-VN"/>
+        </w:rPr>
+        <w:t>**</w:t>
+      </w:r>
+      <w:r>
+        <w:rPr>
+          <w:rFonts w:ascii="Times New Roman" w:hAnsi="Times New Roman" w:cs="Times New Roman"/>
+          <w:sz w:val="26"/>
+          <w:szCs w:val="26"/>
+        </w:rPr>
+        <w:t>Điều kiện khách quan quy định sứ mệnh lịch sử của giai cấp công nhân:</w:t>
+      </w:r>
+    </w:p>
+    <w:p>
+      <w:pPr>
+        <w:rPr>
+          <w:rFonts w:ascii="Times New Roman" w:hAnsi="Times New Roman" w:cs="Times New Roman"/>
+          <w:color w:val="FF0000"/>
+          <w:sz w:val="26"/>
+          <w:szCs w:val="26"/>
+        </w:rPr>
+      </w:pPr>
+      <w:r>
+        <w:rPr>
+          <w:rFonts w:ascii="Times New Roman" w:hAnsi="Times New Roman" w:cs="Times New Roman"/>
+          <w:color w:val="FF0000"/>
+          <w:sz w:val="26"/>
+          <w:szCs w:val="26"/>
+          <w:lang w:val="vi-VN"/>
+        </w:rPr>
+        <w:t>*</w:t>
+      </w:r>
+      <w:r>
+        <w:rPr>
+          <w:rFonts w:ascii="Times New Roman" w:hAnsi="Times New Roman" w:cs="Times New Roman"/>
+          <w:color w:val="FF0000"/>
+          <w:sz w:val="26"/>
+          <w:szCs w:val="26"/>
+        </w:rPr>
+        <w:t>Địa vị kinh tế của giai cấp công nhân</w:t>
+      </w:r>
+    </w:p>
+    <w:p>
+      <w:pPr>
+        <w:rPr>
+          <w:rFonts w:ascii="Times New Roman" w:hAnsi="Times New Roman" w:cs="Times New Roman"/>
+          <w:color w:val="FF0000"/>
+          <w:sz w:val="26"/>
+          <w:szCs w:val="26"/>
+        </w:rPr>
+      </w:pPr>
+      <w:r>
+        <w:rPr>
+          <w:rFonts w:ascii="Times New Roman" w:hAnsi="Times New Roman" w:cs="Times New Roman"/>
+          <w:color w:val="FF0000"/>
+          <w:sz w:val="26"/>
+          <w:szCs w:val="26"/>
+          <w:lang w:val="vi-VN"/>
+        </w:rPr>
+        <w:t>*</w:t>
+      </w:r>
+      <w:r>
+        <w:rPr>
+          <w:rFonts w:ascii="Times New Roman" w:hAnsi="Times New Roman" w:cs="Times New Roman"/>
+          <w:color w:val="FF0000"/>
+          <w:sz w:val="26"/>
+          <w:szCs w:val="26"/>
+        </w:rPr>
+        <w:t>Địa vị chính trị - xã hội của giai cấp công nhân</w:t>
+      </w:r>
+    </w:p>
+    <w:p>
+      <w:pPr>
+        <w:rPr>
+          <w:rFonts w:ascii="Times New Roman" w:hAnsi="Times New Roman" w:cs="Times New Roman"/>
+          <w:color w:val="FF0000"/>
+          <w:sz w:val="26"/>
+          <w:szCs w:val="26"/>
+        </w:rPr>
+      </w:pPr>
+    </w:p>
+    <w:p>
+      <w:pPr>
+        <w:rPr>
+          <w:rFonts w:ascii="Times New Roman" w:hAnsi="Times New Roman" w:cs="Times New Roman"/>
+          <w:sz w:val="26"/>
+          <w:szCs w:val="26"/>
+        </w:rPr>
+      </w:pPr>
+      <w:r>
+        <w:rPr>
+          <w:rFonts w:ascii="Times New Roman" w:hAnsi="Times New Roman" w:cs="Times New Roman"/>
+          <w:sz w:val="26"/>
+          <w:szCs w:val="26"/>
+          <w:lang w:val="vi-VN"/>
+        </w:rPr>
+        <w:t>**</w:t>
+      </w:r>
+      <w:r>
+        <w:rPr>
+          <w:rFonts w:ascii="Times New Roman" w:hAnsi="Times New Roman" w:cs="Times New Roman"/>
+          <w:sz w:val="26"/>
+          <w:szCs w:val="26"/>
+        </w:rPr>
+        <w:t>Điều kiện chủ quan để giai cấp công nhân thực hiện được sứ mệnh lịch sử:</w:t>
+      </w:r>
+    </w:p>
+    <w:p>
+      <w:pPr>
+        <w:rPr>
+          <w:rFonts w:ascii="Times New Roman" w:hAnsi="Times New Roman" w:cs="Times New Roman"/>
+          <w:color w:val="FF0000"/>
+          <w:sz w:val="26"/>
+          <w:szCs w:val="26"/>
+        </w:rPr>
+      </w:pPr>
+      <w:r>
+        <w:rPr>
+          <w:rFonts w:ascii="Times New Roman" w:hAnsi="Times New Roman" w:cs="Times New Roman"/>
+          <w:color w:val="FF0000"/>
+          <w:sz w:val="26"/>
+          <w:szCs w:val="26"/>
+          <w:lang w:val="vi-VN"/>
+        </w:rPr>
+        <w:t>*</w:t>
+      </w:r>
+      <w:r>
+        <w:rPr>
+          <w:rFonts w:ascii="Times New Roman" w:hAnsi="Times New Roman" w:cs="Times New Roman"/>
+          <w:color w:val="FF0000"/>
+          <w:sz w:val="26"/>
+          <w:szCs w:val="26"/>
+        </w:rPr>
+        <w:t>Sự phát triển của bản thân giai cấp công nhân cả về số lượng và chất lượng</w:t>
+      </w:r>
+    </w:p>
+    <w:p>
+      <w:pPr>
+        <w:rPr>
+          <w:rFonts w:ascii="Times New Roman" w:hAnsi="Times New Roman" w:cs="Times New Roman"/>
+          <w:color w:val="FF0000"/>
+          <w:sz w:val="26"/>
+          <w:szCs w:val="26"/>
+        </w:rPr>
+      </w:pPr>
+      <w:r>
+        <w:rPr>
+          <w:rFonts w:ascii="Times New Roman" w:hAnsi="Times New Roman" w:cs="Times New Roman"/>
+          <w:color w:val="FF0000"/>
+          <w:sz w:val="26"/>
+          <w:szCs w:val="26"/>
+          <w:lang w:val="vi-VN"/>
+        </w:rPr>
+        <w:t>*</w:t>
+      </w:r>
+      <w:r>
+        <w:rPr>
+          <w:rFonts w:ascii="Times New Roman" w:hAnsi="Times New Roman" w:cs="Times New Roman"/>
+          <w:color w:val="FF0000"/>
+          <w:sz w:val="26"/>
+          <w:szCs w:val="26"/>
+        </w:rPr>
+        <w:t>Đảng Cộng sản</w:t>
+      </w:r>
+    </w:p>
+    <w:p>
+      <w:pPr>
+        <w:rPr>
+          <w:rFonts w:ascii="Times New Roman" w:hAnsi="Times New Roman" w:cs="Times New Roman"/>
+          <w:color w:val="FF0000"/>
+          <w:sz w:val="26"/>
+          <w:szCs w:val="26"/>
+        </w:rPr>
+      </w:pPr>
+    </w:p>
+    <w:p>
+      <w:pPr>
+        <w:rPr>
+          <w:rFonts w:ascii="Times New Roman" w:hAnsi="Times New Roman" w:cs="Times New Roman"/>
+          <w:color w:val="FF0000"/>
+          <w:sz w:val="26"/>
+          <w:szCs w:val="26"/>
+        </w:rPr>
+      </w:pPr>
+    </w:p>
+    <w:p>
+      <w:pPr>
+        <w:rPr>
+          <w:rFonts w:ascii="Times New Roman" w:hAnsi="Times New Roman" w:cs="Times New Roman"/>
+          <w:color w:val="FF0000"/>
+          <w:sz w:val="26"/>
+          <w:szCs w:val="26"/>
+        </w:rPr>
+      </w:pPr>
+    </w:p>
+    <w:p>
+      <w:pPr>
+        <w:rPr>
+          <w:rFonts w:ascii="Times New Roman" w:hAnsi="Times New Roman" w:cs="Times New Roman"/>
+          <w:color w:val="FF0000"/>
+          <w:sz w:val="26"/>
+          <w:szCs w:val="26"/>
+        </w:rPr>
+      </w:pPr>
+    </w:p>
+    <w:p>
+      <w:pPr>
+        <w:rPr>
+          <w:rFonts w:ascii="Times New Roman" w:hAnsi="Times New Roman" w:cs="Times New Roman"/>
+          <w:color w:val="FF0000"/>
+          <w:sz w:val="26"/>
+          <w:szCs w:val="26"/>
+        </w:rPr>
+      </w:pPr>
+    </w:p>
+    <w:p>
+      <w:pPr>
+        <w:rPr>
+          <w:rFonts w:ascii="Times New Roman" w:hAnsi="Times New Roman" w:cs="Times New Roman"/>
+          <w:color w:val="000000" w:themeColor="text1"/>
+          <w:sz w:val="26"/>
+          <w:szCs w:val="26"/>
+          <w:lang w:val="vi-VN"/>
+        </w:rPr>
+      </w:pPr>
+      <w:r>
+        <w:rPr>
+          <w:rFonts w:ascii="Times New Roman" w:hAnsi="Times New Roman" w:cs="Times New Roman"/>
+          <w:color w:val="000000" w:themeColor="text1"/>
+          <w:sz w:val="26"/>
+          <w:szCs w:val="26"/>
+        </w:rPr>
+        <w:t>Câu</w:t>
+      </w:r>
+      <w:r>
+        <w:rPr>
+          <w:rFonts w:ascii="Times New Roman" w:hAnsi="Times New Roman" w:cs="Times New Roman"/>
+          <w:color w:val="000000" w:themeColor="text1"/>
+          <w:sz w:val="26"/>
+          <w:szCs w:val="26"/>
+          <w:lang w:val="vi-VN"/>
+        </w:rPr>
+        <w:t xml:space="preserve"> </w:t>
+      </w:r>
+      <w:r>
+        <w:rPr>
+          <w:rFonts w:ascii="Times New Roman" w:hAnsi="Times New Roman" w:cs="Times New Roman"/>
+          <w:color w:val="000000" w:themeColor="text1"/>
+          <w:sz w:val="26"/>
+          <w:szCs w:val="26"/>
+          <w:lang w:val="vi-VN"/>
+        </w:rPr>
+        <w:t>10</w:t>
+      </w:r>
+      <w:r>
+        <w:rPr>
+          <w:rFonts w:ascii="Times New Roman" w:hAnsi="Times New Roman" w:cs="Times New Roman"/>
+          <w:color w:val="000000" w:themeColor="text1"/>
+          <w:sz w:val="26"/>
+          <w:szCs w:val="26"/>
+          <w:lang w:val="vi-VN"/>
+        </w:rPr>
+        <w:t>:</w:t>
+      </w:r>
+    </w:p>
+    <w:p>
+      <w:pPr>
+        <w:rPr>
+          <w:rFonts w:ascii="Times New Roman" w:hAnsi="Times New Roman" w:cs="Times New Roman"/>
+          <w:sz w:val="26"/>
+          <w:szCs w:val="26"/>
+        </w:rPr>
+      </w:pPr>
+      <w:r>
+        <w:rPr>
+          <w:rFonts w:ascii="Times New Roman" w:hAnsi="Times New Roman" w:cs="Times New Roman"/>
+          <w:bCs/>
+          <w:sz w:val="26"/>
+          <w:szCs w:val="26"/>
+        </w:rPr>
+        <w:t xml:space="preserve">Kéo thả các yếu tố sau đây </w:t>
+      </w:r>
+      <w:r>
+        <w:rPr>
+          <w:rFonts w:ascii="Times New Roman" w:hAnsi="Times New Roman" w:cs="Times New Roman"/>
+          <w:bCs/>
+          <w:sz w:val="26"/>
+          <w:szCs w:val="26"/>
+        </w:rPr>
+        <w:t>nhóm</w:t>
+      </w:r>
+      <w:r>
+        <w:rPr>
+          <w:rFonts w:ascii="Times New Roman" w:hAnsi="Times New Roman" w:cs="Times New Roman"/>
+          <w:bCs/>
+          <w:sz w:val="26"/>
+          <w:szCs w:val="26"/>
+        </w:rPr>
+        <w:t xml:space="preserve"> tương ứng:</w:t>
+      </w:r>
+    </w:p>
+    <w:p>
+      <w:pPr>
+        <w:rPr>
+          <w:rFonts w:ascii="Times New Roman" w:hAnsi="Times New Roman" w:cs="Times New Roman"/>
+          <w:color w:val="000000" w:themeColor="text1"/>
+          <w:sz w:val="26"/>
+          <w:szCs w:val="26"/>
+          <w:lang w:val="vi-VN"/>
+        </w:rPr>
+      </w:pPr>
+      <w:r>
+        <w:rPr>
+          <w:rFonts w:ascii="Times New Roman" w:hAnsi="Times New Roman" w:cs="Times New Roman"/>
+          <w:color w:val="000000" w:themeColor="text1"/>
+          <w:sz w:val="26"/>
+          <w:szCs w:val="26"/>
+          <w:lang w:val="vi-VN"/>
+        </w:rPr>
+        <w:t>**</w:t>
+      </w:r>
+      <w:r>
+        <w:rPr>
+          <w:rFonts w:ascii="Times New Roman" w:hAnsi="Times New Roman" w:cs="Times New Roman"/>
+          <w:color w:val="000000" w:themeColor="text1"/>
+          <w:sz w:val="26"/>
+          <w:szCs w:val="26"/>
+          <w:lang w:val="vi-VN"/>
+        </w:rPr>
+        <w:t>Trên cạn:</w:t>
+      </w:r>
+    </w:p>
+    <w:p>
+      <w:pPr>
+        <w:rPr>
+          <w:rFonts w:ascii="Times New Roman" w:hAnsi="Times New Roman" w:cs="Times New Roman"/>
+          <w:color w:val="000000" w:themeColor="text1"/>
+          <w:sz w:val="26"/>
+          <w:szCs w:val="26"/>
+          <w:lang w:val="vi-VN"/>
+        </w:rPr>
+      </w:pPr>
+      <w:r>
+        <w:rPr>
+          <w:rFonts w:ascii="Times New Roman" w:hAnsi="Times New Roman" w:cs="Times New Roman"/>
+          <w:color w:val="000000" w:themeColor="text1"/>
+          <w:sz w:val="26"/>
+          <w:szCs w:val="26"/>
+          <w:lang w:val="vi-VN"/>
+        </w:rPr>
+        <w:t>*Con chó</w:t>
+      </w:r>
+    </w:p>
+    <w:p>
+      <w:pPr>
+        <w:rPr>
+          <w:rFonts w:ascii="Times New Roman" w:hAnsi="Times New Roman" w:cs="Times New Roman"/>
+          <w:color w:val="FF0000"/>
+          <w:sz w:val="26"/>
+          <w:szCs w:val="26"/>
+          <w:lang w:val="vi-VN"/>
+        </w:rPr>
+      </w:pPr>
+      <w:r>
+        <w:rPr>
+          <w:rFonts w:ascii="Times New Roman" w:hAnsi="Times New Roman" w:cs="Times New Roman"/>
+          <w:color w:val="FF0000"/>
+          <w:sz w:val="26"/>
+          <w:szCs w:val="26"/>
+          <w:lang w:val="vi-VN"/>
+        </w:rPr>
+        <w:t>*Con mèo</w:t>
+      </w:r>
+      <w:r>
+        <w:rPr>
+          <w:rFonts w:ascii="Times New Roman" w:hAnsi="Times New Roman" w:cs="Times New Roman"/>
+          <w:color w:val="FF0000"/>
           <w:sz w:val="26"/>
           <w:szCs w:val="26"/>
           <w:lang w:val="vi-VN"/>
         </w:rPr>
         <w:br/>
-        <w:t>Bác Đồng là người việt nam đúng hay sai?</w:t>
-      </w:r>
-    </w:p>
-    <w:p>
-      <w:pPr>
-        <w:rPr>
-          <w:rFonts w:ascii="Times New Roman" w:hAnsi="Times New Roman" w:cs="Times New Roman"/>
-          <w:color w:val="FF0000"/>
-          <w:sz w:val="26"/>
-          <w:szCs w:val="26"/>
-          <w:lang w:val="vi-VN"/>
-        </w:rPr>
-      </w:pPr>
-      <w:r>
-        <w:rPr>
-          <w:rFonts w:ascii="Times New Roman" w:hAnsi="Times New Roman" w:cs="Times New Roman"/>
-          <w:color w:val="FF0000"/>
-          <w:sz w:val="26"/>
-          <w:szCs w:val="26"/>
-          <w:lang w:val="vi-VN"/>
-        </w:rPr>
-        <w:t>A. Đúng.</w:t>
-      </w:r>
-    </w:p>
-    <w:p>
-      <w:pPr>
-        <w:rPr>
-          <w:rFonts w:ascii="Times New Roman" w:hAnsi="Times New Roman" w:cs="Times New Roman"/>
-          <w:color w:val="000000" w:themeColor="text1"/>
-          <w:sz w:val="26"/>
-          <w:szCs w:val="26"/>
-          <w:lang w:val="vi-VN"/>
-        </w:rPr>
-      </w:pPr>
-      <w:r>
-        <w:rPr>
-          <w:rFonts w:ascii="Times New Roman" w:hAnsi="Times New Roman" w:cs="Times New Roman"/>
-          <w:color w:val="000000" w:themeColor="text1"/>
-          <w:sz w:val="26"/>
-          <w:szCs w:val="26"/>
-          <w:lang w:val="vi-VN"/>
-        </w:rPr>
-        <w:t>B. Sai</w:t>
-      </w:r>
-    </w:p>
-    <w:p>
-      <w:pPr>
-        <w:rPr>
-          <w:rFonts w:ascii="Times New Roman" w:hAnsi="Times New Roman" w:cs="Times New Roman"/>
-          <w:color w:val="000000" w:themeColor="text1"/>
-          <w:sz w:val="26"/>
-          <w:szCs w:val="26"/>
-          <w:lang w:val="vi-VN"/>
-        </w:rPr>
-      </w:pPr>
-    </w:p>
-    <w:p>
-      <w:pPr>
-        <w:rPr>
-          <w:rFonts w:ascii="Times New Roman" w:hAnsi="Times New Roman" w:cs="Times New Roman"/>
-          <w:color w:val="000000" w:themeColor="text1"/>
-          <w:sz w:val="26"/>
-          <w:szCs w:val="26"/>
-          <w:lang w:val="vi-VN"/>
-        </w:rPr>
-      </w:pPr>
-      <w:r>
-        <w:rPr>
-          <w:rFonts w:ascii="Times New Roman" w:hAnsi="Times New Roman" w:cs="Times New Roman"/>
-          <w:color w:val="000000" w:themeColor="text1"/>
-          <w:sz w:val="26"/>
-          <w:szCs w:val="26"/>
-          <w:lang w:val="vi-VN"/>
-        </w:rPr>
-        <w:t>Bác Giáp là người việt nam đúng hay sai?</w:t>
-      </w:r>
-    </w:p>
-    <w:p>
-      <w:pPr>
-        <w:rPr>
-          <w:rFonts w:ascii="Times New Roman" w:hAnsi="Times New Roman" w:cs="Times New Roman"/>
-          <w:color w:val="FF0000"/>
-          <w:sz w:val="26"/>
-          <w:szCs w:val="26"/>
-          <w:lang w:val="vi-VN"/>
-        </w:rPr>
-      </w:pPr>
-      <w:r>
-        <w:rPr>
-          <w:rFonts w:ascii="Times New Roman" w:hAnsi="Times New Roman" w:cs="Times New Roman"/>
-          <w:color w:val="FF0000"/>
-          <w:sz w:val="26"/>
-          <w:szCs w:val="26"/>
-          <w:lang w:val="vi-VN"/>
-        </w:rPr>
-        <w:t>A. Đúng.</w:t>
-      </w:r>
-    </w:p>
-    <w:p>
-      <w:pPr>
-        <w:rPr>
-          <w:rFonts w:ascii="Times New Roman" w:hAnsi="Times New Roman" w:cs="Times New Roman"/>
-          <w:color w:val="000000" w:themeColor="text1"/>
-          <w:sz w:val="26"/>
-          <w:szCs w:val="26"/>
-          <w:lang w:val="vi-VN"/>
-        </w:rPr>
-      </w:pPr>
-      <w:r>
-        <w:rPr>
-          <w:rFonts w:ascii="Times New Roman" w:hAnsi="Times New Roman" w:cs="Times New Roman"/>
-          <w:color w:val="000000" w:themeColor="text1"/>
-          <w:sz w:val="26"/>
-          <w:szCs w:val="26"/>
-          <w:lang w:val="vi-VN"/>
-        </w:rPr>
-        <w:t>B. Sai</w:t>
-      </w:r>
-    </w:p>
-    <w:p>
-      <w:pPr>
-        <w:rPr>
-          <w:rFonts w:ascii="Times New Roman" w:hAnsi="Times New Roman" w:cs="Times New Roman"/>
-          <w:color w:val="000000" w:themeColor="text1"/>
-          <w:sz w:val="26"/>
-          <w:szCs w:val="26"/>
-          <w:lang w:val="vi-VN"/>
-        </w:rPr>
-      </w:pPr>
-    </w:p>
-    <w:p>
-      <w:pPr>
-        <w:rPr>
-          <w:rFonts w:ascii="Times New Roman" w:hAnsi="Times New Roman" w:cs="Times New Roman"/>
-          <w:color w:val="000000" w:themeColor="text1"/>
-          <w:sz w:val="26"/>
-          <w:szCs w:val="26"/>
-          <w:lang w:val="vi-VN"/>
-        </w:rPr>
-      </w:pPr>
-      <w:r>
-        <w:rPr>
-          <w:rFonts w:ascii="Times New Roman" w:hAnsi="Times New Roman" w:cs="Times New Roman"/>
-          <w:color w:val="000000" w:themeColor="text1"/>
-          <w:sz w:val="26"/>
-          <w:szCs w:val="26"/>
-          <w:lang w:val="vi-VN"/>
-        </w:rPr>
-        <w:t>Bác Putin là người việt nam đúng hay sai?</w:t>
-      </w:r>
-    </w:p>
-    <w:p>
-      <w:pPr>
-        <w:rPr>
-          <w:rFonts w:ascii="Times New Roman" w:hAnsi="Times New Roman" w:cs="Times New Roman"/>
-          <w:sz w:val="26"/>
-          <w:szCs w:val="26"/>
-          <w:lang w:val="vi-VN"/>
-        </w:rPr>
-      </w:pPr>
-      <w:r>
-        <w:rPr>
-          <w:rFonts w:ascii="Times New Roman" w:hAnsi="Times New Roman" w:cs="Times New Roman"/>
-          <w:sz w:val="26"/>
-          <w:szCs w:val="26"/>
-          <w:lang w:val="vi-VN"/>
-        </w:rPr>
-        <w:t>A. Đúng.</w:t>
-      </w:r>
-    </w:p>
-    <w:p>
-      <w:pPr>
-        <w:rPr>
-          <w:rFonts w:ascii="Times New Roman" w:hAnsi="Times New Roman" w:cs="Times New Roman"/>
-          <w:color w:val="FF0000"/>
-          <w:sz w:val="26"/>
-          <w:szCs w:val="26"/>
-          <w:lang w:val="vi-VN"/>
-        </w:rPr>
-      </w:pPr>
-      <w:r>
-        <w:rPr>
-          <w:rFonts w:ascii="Times New Roman" w:hAnsi="Times New Roman" w:cs="Times New Roman"/>
-          <w:color w:val="FF0000"/>
-          <w:sz w:val="26"/>
-          <w:szCs w:val="26"/>
-          <w:lang w:val="vi-VN"/>
-        </w:rPr>
-        <w:t>B. Sai</w:t>
-      </w:r>
-    </w:p>
-    <w:p>
-      <w:pPr>
-        <w:rPr>
-          <w:rFonts w:ascii="Times New Roman" w:hAnsi="Times New Roman" w:cs="Times New Roman"/>
-          <w:color w:val="FF0000"/>
-          <w:sz w:val="26"/>
-          <w:szCs w:val="26"/>
-          <w:lang w:val="vi-VN"/>
-        </w:rPr>
-      </w:pPr>
-    </w:p>
-    <w:p>
-      <w:pPr>
-        <w:rPr>
-          <w:rFonts w:ascii="Times New Roman" w:hAnsi="Times New Roman" w:cs="Times New Roman"/>
-          <w:sz w:val="26"/>
-          <w:szCs w:val="26"/>
-        </w:rPr>
-      </w:pPr>
-    </w:p>
-    <w:p>
-      <w:pPr>
-        <w:rPr>
-          <w:rFonts w:ascii="Times New Roman" w:hAnsi="Times New Roman" w:cs="Times New Roman"/>
-          <w:color w:val="000000" w:themeColor="text1"/>
-          <w:sz w:val="26"/>
-          <w:szCs w:val="26"/>
-          <w:lang w:val="vi-VN"/>
-        </w:rPr>
-      </w:pPr>
-      <w:r>
-        <w:rPr>
-          <w:rFonts w:ascii="Times New Roman" w:hAnsi="Times New Roman" w:cs="Times New Roman"/>
-          <w:color w:val="000000" w:themeColor="text1"/>
-          <w:sz w:val="26"/>
-          <w:szCs w:val="26"/>
-          <w:lang w:val="vi-VN"/>
-        </w:rPr>
-        <w:t>Câu 57:</w:t>
-      </w:r>
-    </w:p>
-    <w:p>
-      <w:pPr>
-        <w:rPr>
-          <w:rFonts w:ascii="Times New Roman" w:hAnsi="Times New Roman" w:cs="Times New Roman"/>
-          <w:color w:val="000000" w:themeColor="text1"/>
-          <w:sz w:val="26"/>
-          <w:szCs w:val="26"/>
-          <w:lang w:val="vi-VN"/>
-        </w:rPr>
-      </w:pPr>
-      <w:r>
-        <w:rPr>
-          <w:rFonts w:ascii="Times New Roman" w:hAnsi="Times New Roman" w:cs="Times New Roman"/>
-          <w:color w:val="000000" w:themeColor="text1"/>
-          <w:sz w:val="26"/>
-          <w:szCs w:val="26"/>
-          <w:lang w:val="vi-VN"/>
-        </w:rPr>
-        <w:t>Điền từ thích hợp vào chỗ trống sau:</w:t>
-      </w:r>
-    </w:p>
-    <w:p>
-      <w:pPr>
-        <w:rPr>
-          <w:rFonts w:ascii="Times New Roman" w:hAnsi="Times New Roman" w:cs="Times New Roman"/>
-          <w:color w:val="000000" w:themeColor="text1"/>
-          <w:sz w:val="26"/>
-          <w:szCs w:val="26"/>
-          <w:lang w:val="vi-VN"/>
-        </w:rPr>
-      </w:pPr>
-      <w:r>
-        <w:rPr>
-          <w:rFonts w:ascii="Times New Roman" w:hAnsi="Times New Roman" w:cs="Times New Roman"/>
-          <w:color w:val="000000" w:themeColor="text1"/>
-          <w:sz w:val="26"/>
-          <w:szCs w:val="26"/>
-          <w:lang w:val="vi-VN"/>
-        </w:rPr>
-        <w:t>Con ___ đang kêu meo meo.</w:t>
-      </w:r>
-    </w:p>
-    <w:p>
-      <w:pPr>
-        <w:rPr>
-          <w:rFonts w:ascii="Times New Roman" w:hAnsi="Times New Roman" w:cs="Times New Roman"/>
-          <w:color w:val="FF0000"/>
-          <w:sz w:val="26"/>
-          <w:szCs w:val="26"/>
-          <w:lang w:val="vi-VN"/>
-        </w:rPr>
-      </w:pPr>
-      <w:r>
-        <w:rPr>
-          <w:rFonts w:ascii="Times New Roman" w:hAnsi="Times New Roman" w:cs="Times New Roman"/>
-          <w:color w:val="FF0000"/>
-          <w:sz w:val="26"/>
-          <w:szCs w:val="26"/>
-          <w:lang w:val="vi-VN"/>
-        </w:rPr>
-        <w:t>*Mèo</w:t>
-      </w:r>
-    </w:p>
-    <w:p>
-      <w:pPr>
-        <w:rPr>
-          <w:rFonts w:ascii="Times New Roman" w:hAnsi="Times New Roman" w:cs="Times New Roman"/>
-          <w:sz w:val="26"/>
-          <w:szCs w:val="26"/>
+        <w:t>*Con heo</w:t>
+      </w:r>
+    </w:p>
+    <w:p>
+      <w:pPr>
+        <w:rPr>
+          <w:rFonts w:ascii="Times New Roman" w:hAnsi="Times New Roman" w:cs="Times New Roman"/>
+          <w:color w:val="000000" w:themeColor="text1"/>
+          <w:sz w:val="26"/>
+          <w:szCs w:val="26"/>
+          <w:lang w:val="vi-VN"/>
+        </w:rPr>
+      </w:pPr>
+      <w:r>
+        <w:rPr>
+          <w:rFonts w:ascii="Times New Roman" w:hAnsi="Times New Roman" w:cs="Times New Roman"/>
+          <w:color w:val="000000" w:themeColor="text1"/>
+          <w:sz w:val="26"/>
+          <w:szCs w:val="26"/>
+          <w:lang w:val="vi-VN"/>
+        </w:rPr>
+        <w:t>**Dưới nước:</w:t>
+      </w:r>
+    </w:p>
+    <w:p>
+      <w:pPr>
+        <w:rPr>
+          <w:rFonts w:ascii="Times New Roman" w:hAnsi="Times New Roman" w:cs="Times New Roman"/>
+          <w:color w:val="FF0000"/>
+          <w:sz w:val="26"/>
+          <w:szCs w:val="26"/>
+          <w:lang w:val="vi-VN"/>
+        </w:rPr>
+      </w:pPr>
+      <w:r>
+        <w:rPr>
+          <w:rFonts w:ascii="Times New Roman" w:hAnsi="Times New Roman" w:cs="Times New Roman"/>
+          <w:color w:val="FF0000"/>
+          <w:sz w:val="26"/>
+          <w:szCs w:val="26"/>
+          <w:lang w:val="vi-VN"/>
+        </w:rPr>
+        <w:t>*</w:t>
+      </w:r>
+      <w:r>
+        <w:rPr>
+          <w:rFonts w:ascii="Times New Roman" w:hAnsi="Times New Roman" w:cs="Times New Roman"/>
+          <w:color w:val="FF0000"/>
+          <w:sz w:val="26"/>
+          <w:szCs w:val="26"/>
+          <w:lang w:val="vi-VN"/>
+        </w:rPr>
+        <w:t>Con cá heo</w:t>
+      </w:r>
+    </w:p>
+    <w:p>
+      <w:pPr>
+        <w:rPr>
+          <w:rFonts w:ascii="Times New Roman" w:hAnsi="Times New Roman" w:cs="Times New Roman"/>
+          <w:color w:val="FF0000"/>
+          <w:sz w:val="26"/>
+          <w:szCs w:val="26"/>
+          <w:lang w:val="vi-VN"/>
+        </w:rPr>
+      </w:pPr>
+      <w:r>
+        <w:rPr>
+          <w:rFonts w:ascii="Times New Roman" w:hAnsi="Times New Roman" w:cs="Times New Roman"/>
+          <w:color w:val="FF0000"/>
+          <w:sz w:val="26"/>
+          <w:szCs w:val="26"/>
+          <w:lang w:val="vi-VN"/>
+        </w:rPr>
+        <w:t>*</w:t>
+      </w:r>
+      <w:r>
+        <w:rPr>
+          <w:rFonts w:ascii="Times New Roman" w:hAnsi="Times New Roman" w:cs="Times New Roman"/>
+          <w:color w:val="FF0000"/>
+          <w:sz w:val="26"/>
+          <w:szCs w:val="26"/>
+          <w:lang w:val="vi-VN"/>
+        </w:rPr>
+        <w:t>Con cá rô</w:t>
+      </w:r>
+    </w:p>
+    <w:p>
+      <w:pPr>
+        <w:rPr>
+          <w:rFonts w:ascii="Times New Roman" w:hAnsi="Times New Roman" w:cs="Times New Roman"/>
+          <w:color w:val="FF0000"/>
+          <w:sz w:val="26"/>
+          <w:szCs w:val="26"/>
+          <w:lang w:val="vi-VN"/>
+        </w:rPr>
+      </w:pPr>
+      <w:r>
+        <w:rPr>
+          <w:rFonts w:ascii="Times New Roman" w:hAnsi="Times New Roman" w:cs="Times New Roman"/>
+          <w:color w:val="FF0000"/>
+          <w:sz w:val="26"/>
+          <w:szCs w:val="26"/>
+          <w:lang w:val="vi-VN"/>
+        </w:rPr>
+        <w:t>*</w:t>
+      </w:r>
+      <w:r>
+        <w:rPr>
+          <w:rFonts w:ascii="Times New Roman" w:hAnsi="Times New Roman" w:cs="Times New Roman"/>
+          <w:color w:val="FF0000"/>
+          <w:sz w:val="26"/>
+          <w:szCs w:val="26"/>
+          <w:lang w:val="vi-VN"/>
+        </w:rPr>
+        <w:t>Con lươn</w:t>
+      </w:r>
+    </w:p>
+    <w:p>
+      <w:pPr>
+        <w:rPr>
+          <w:rFonts w:ascii="Times New Roman" w:hAnsi="Times New Roman" w:cs="Times New Roman"/>
+          <w:color w:val="FF0000"/>
+          <w:sz w:val="26"/>
+          <w:szCs w:val="26"/>
+          <w:lang w:val="vi-VN"/>
         </w:rPr>
       </w:pPr>
     </w:p>
@@ -1123,426 +2169,29 @@
           <w:szCs w:val="26"/>
           <w:lang w:val="vi-VN"/>
         </w:rPr>
-        <w:t>58</w:t>
-      </w:r>
-      <w:r>
-        <w:rPr>
-          <w:rFonts w:ascii="Times New Roman" w:hAnsi="Times New Roman" w:cs="Times New Roman"/>
-          <w:color w:val="000000" w:themeColor="text1"/>
-          <w:sz w:val="26"/>
-          <w:szCs w:val="26"/>
-          <w:lang w:val="vi-VN"/>
-        </w:rPr>
-        <w:t>:</w:t>
-      </w:r>
-    </w:p>
-    <w:p>
-      <w:pPr>
-        <w:rPr>
-          <w:rFonts w:ascii="Times New Roman" w:hAnsi="Times New Roman" w:cs="Times New Roman"/>
-          <w:color w:val="000000" w:themeColor="text1"/>
-          <w:sz w:val="26"/>
-          <w:szCs w:val="26"/>
-          <w:lang w:val="vi-VN"/>
-        </w:rPr>
-      </w:pPr>
-      <w:r>
-        <w:rPr>
-          <w:rFonts w:ascii="Times New Roman" w:hAnsi="Times New Roman" w:cs="Times New Roman"/>
-          <w:color w:val="000000" w:themeColor="text1"/>
-          <w:sz w:val="26"/>
-          <w:szCs w:val="26"/>
-          <w:lang w:val="vi-VN"/>
-        </w:rPr>
-        <w:t>Điền từ thích hợp vào chỗ trống sau:</w:t>
-      </w:r>
-    </w:p>
-    <w:p>
-      <w:pPr>
-        <w:rPr>
-          <w:rFonts w:ascii="Times New Roman" w:hAnsi="Times New Roman" w:cs="Times New Roman"/>
-          <w:color w:val="000000" w:themeColor="text1"/>
-          <w:sz w:val="26"/>
-          <w:szCs w:val="26"/>
-          <w:lang w:val="vi-VN"/>
-        </w:rPr>
-      </w:pPr>
-      <w:r>
-        <w:rPr>
-          <w:rFonts w:ascii="Times New Roman" w:hAnsi="Times New Roman" w:cs="Times New Roman"/>
-          <w:color w:val="000000" w:themeColor="text1"/>
-          <w:sz w:val="26"/>
-          <w:szCs w:val="26"/>
-          <w:lang w:val="vi-VN"/>
-        </w:rPr>
-        <w:t xml:space="preserve">Con </w:t>
-      </w:r>
-      <w:r>
-        <w:rPr>
-          <w:rFonts w:ascii="Times New Roman" w:hAnsi="Times New Roman" w:cs="Times New Roman"/>
-          <w:color w:val="000000" w:themeColor="text1"/>
-          <w:sz w:val="26"/>
-          <w:szCs w:val="26"/>
-          <w:lang w:val="vi-VN"/>
-        </w:rPr>
-        <w:t>chó</w:t>
-      </w:r>
-      <w:r>
-        <w:rPr>
-          <w:rFonts w:ascii="Times New Roman" w:hAnsi="Times New Roman" w:cs="Times New Roman"/>
-          <w:color w:val="000000" w:themeColor="text1"/>
-          <w:sz w:val="26"/>
-          <w:szCs w:val="26"/>
-          <w:lang w:val="vi-VN"/>
-        </w:rPr>
-        <w:t xml:space="preserve"> đang </w:t>
-      </w:r>
-      <w:r>
-        <w:rPr>
-          <w:rFonts w:ascii="Times New Roman" w:hAnsi="Times New Roman" w:cs="Times New Roman"/>
-          <w:color w:val="000000" w:themeColor="text1"/>
-          <w:sz w:val="26"/>
-          <w:szCs w:val="26"/>
-          <w:lang w:val="vi-VN"/>
-        </w:rPr>
-        <w:t>gặm ___</w:t>
-      </w:r>
-      <w:r>
-        <w:rPr>
-          <w:rFonts w:ascii="Times New Roman" w:hAnsi="Times New Roman" w:cs="Times New Roman"/>
-          <w:color w:val="000000" w:themeColor="text1"/>
-          <w:sz w:val="26"/>
-          <w:szCs w:val="26"/>
-          <w:lang w:val="vi-VN"/>
-        </w:rPr>
-        <w:t>.</w:t>
-      </w:r>
-    </w:p>
-    <w:p>
-      <w:pPr>
-        <w:rPr>
-          <w:rFonts w:ascii="Times New Roman" w:hAnsi="Times New Roman" w:cs="Times New Roman"/>
-          <w:color w:val="FF0000"/>
-          <w:sz w:val="26"/>
-          <w:szCs w:val="26"/>
-          <w:lang w:val="vi-VN"/>
-        </w:rPr>
-      </w:pPr>
-      <w:r>
-        <w:rPr>
-          <w:rFonts w:ascii="Times New Roman" w:hAnsi="Times New Roman" w:cs="Times New Roman"/>
-          <w:color w:val="FF0000"/>
-          <w:sz w:val="26"/>
-          <w:szCs w:val="26"/>
-          <w:lang w:val="vi-VN"/>
-        </w:rPr>
-        <w:t>*</w:t>
-      </w:r>
-      <w:r>
-        <w:rPr>
-          <w:rFonts w:ascii="Times New Roman" w:hAnsi="Times New Roman" w:cs="Times New Roman"/>
-          <w:color w:val="FF0000"/>
-          <w:sz w:val="26"/>
-          <w:szCs w:val="26"/>
-          <w:lang w:val="vi-VN"/>
-        </w:rPr>
-        <w:t>Một khúc xương</w:t>
-      </w:r>
-    </w:p>
-    <w:p>
-      <w:pPr>
-        <w:rPr>
-          <w:rFonts w:ascii="Times New Roman" w:hAnsi="Times New Roman" w:cs="Times New Roman"/>
-          <w:color w:val="FF0000"/>
-          <w:sz w:val="26"/>
-          <w:szCs w:val="26"/>
-          <w:lang w:val="vi-VN"/>
-        </w:rPr>
-      </w:pPr>
-    </w:p>
-    <w:p>
-      <w:pPr>
-        <w:rPr>
-          <w:rFonts w:ascii="Times New Roman" w:hAnsi="Times New Roman" w:cs="Times New Roman"/>
-          <w:b/>
-          <w:bCs/>
-          <w:sz w:val="26"/>
-          <w:szCs w:val="26"/>
-          <w:lang w:val="vi-VN"/>
-        </w:rPr>
-      </w:pPr>
-      <w:r>
-        <w:rPr>
-          <w:rFonts w:ascii="Times New Roman" w:hAnsi="Times New Roman" w:cs="Times New Roman"/>
-          <w:b/>
-          <w:bCs/>
-          <w:sz w:val="26"/>
-          <w:szCs w:val="26"/>
-        </w:rPr>
-        <w:t>Câu 69</w:t>
-      </w:r>
-      <w:r>
-        <w:rPr>
-          <w:rFonts w:ascii="Times New Roman" w:hAnsi="Times New Roman" w:cs="Times New Roman"/>
-          <w:b/>
-          <w:bCs/>
-          <w:sz w:val="26"/>
-          <w:szCs w:val="26"/>
-          <w:lang w:val="vi-VN"/>
-        </w:rPr>
-        <w:t xml:space="preserve">: </w:t>
-      </w:r>
-    </w:p>
-    <w:p>
-      <w:pPr>
-        <w:rPr>
-          <w:rFonts w:ascii="Times New Roman" w:hAnsi="Times New Roman" w:cs="Times New Roman"/>
-          <w:sz w:val="26"/>
-          <w:szCs w:val="26"/>
-        </w:rPr>
-      </w:pPr>
-      <w:r>
-        <w:rPr>
-          <w:rFonts w:ascii="Times New Roman" w:hAnsi="Times New Roman" w:cs="Times New Roman"/>
-          <w:b/>
-          <w:bCs/>
-          <w:sz w:val="26"/>
-          <w:szCs w:val="26"/>
-        </w:rPr>
-        <w:t>Kéo thả các yếu tố sau đây vào cột tương ứng:</w:t>
-      </w:r>
-    </w:p>
-    <w:p>
-      <w:pPr>
-        <w:rPr>
-          <w:rFonts w:ascii="Times New Roman" w:hAnsi="Times New Roman" w:cs="Times New Roman"/>
-          <w:sz w:val="26"/>
-          <w:szCs w:val="26"/>
-        </w:rPr>
-      </w:pPr>
-      <w:r>
-        <w:rPr>
-          <w:rFonts w:ascii="Times New Roman" w:hAnsi="Times New Roman" w:cs="Times New Roman"/>
-          <w:sz w:val="26"/>
-          <w:szCs w:val="26"/>
-          <w:lang w:val="vi-VN"/>
-        </w:rPr>
-        <w:t>**</w:t>
-      </w:r>
-      <w:r>
-        <w:rPr>
-          <w:rFonts w:ascii="Times New Roman" w:hAnsi="Times New Roman" w:cs="Times New Roman"/>
-          <w:sz w:val="26"/>
-          <w:szCs w:val="26"/>
-        </w:rPr>
-        <w:t>Điều kiện khách quan quy định sứ mệnh lịch sử của giai cấp công nhân:</w:t>
-      </w:r>
-    </w:p>
-    <w:p>
-      <w:pPr>
-        <w:rPr>
-          <w:rFonts w:ascii="Times New Roman" w:hAnsi="Times New Roman" w:cs="Times New Roman"/>
-          <w:color w:val="FF0000"/>
-          <w:sz w:val="26"/>
-          <w:szCs w:val="26"/>
-        </w:rPr>
-      </w:pPr>
-      <w:r>
-        <w:rPr>
-          <w:rFonts w:ascii="Times New Roman" w:hAnsi="Times New Roman" w:cs="Times New Roman"/>
-          <w:color w:val="FF0000"/>
-          <w:sz w:val="26"/>
-          <w:szCs w:val="26"/>
-          <w:lang w:val="vi-VN"/>
-        </w:rPr>
-        <w:t>*</w:t>
-      </w:r>
-      <w:r>
-        <w:rPr>
-          <w:rFonts w:ascii="Times New Roman" w:hAnsi="Times New Roman" w:cs="Times New Roman"/>
-          <w:color w:val="FF0000"/>
-          <w:sz w:val="26"/>
-          <w:szCs w:val="26"/>
-        </w:rPr>
-        <w:t>Địa vị kinh tế của giai cấp công nhân</w:t>
-      </w:r>
-    </w:p>
-    <w:p>
-      <w:pPr>
-        <w:rPr>
-          <w:rFonts w:ascii="Times New Roman" w:hAnsi="Times New Roman" w:cs="Times New Roman"/>
-          <w:color w:val="FF0000"/>
-          <w:sz w:val="26"/>
-          <w:szCs w:val="26"/>
-        </w:rPr>
-      </w:pPr>
-      <w:r>
-        <w:rPr>
-          <w:rFonts w:ascii="Times New Roman" w:hAnsi="Times New Roman" w:cs="Times New Roman"/>
-          <w:color w:val="FF0000"/>
-          <w:sz w:val="26"/>
-          <w:szCs w:val="26"/>
-          <w:lang w:val="vi-VN"/>
-        </w:rPr>
-        <w:t>*</w:t>
-      </w:r>
-      <w:r>
-        <w:rPr>
-          <w:rFonts w:ascii="Times New Roman" w:hAnsi="Times New Roman" w:cs="Times New Roman"/>
-          <w:color w:val="FF0000"/>
-          <w:sz w:val="26"/>
-          <w:szCs w:val="26"/>
-        </w:rPr>
-        <w:t>Địa vị chính trị - xã hội của giai cấp công nhân</w:t>
-      </w:r>
-    </w:p>
-    <w:p>
-      <w:pPr>
-        <w:rPr>
-          <w:rFonts w:ascii="Times New Roman" w:hAnsi="Times New Roman" w:cs="Times New Roman"/>
-          <w:color w:val="FF0000"/>
-          <w:sz w:val="26"/>
-          <w:szCs w:val="26"/>
-        </w:rPr>
-      </w:pPr>
-    </w:p>
-    <w:p>
-      <w:pPr>
-        <w:rPr>
-          <w:rFonts w:ascii="Times New Roman" w:hAnsi="Times New Roman" w:cs="Times New Roman"/>
-          <w:sz w:val="26"/>
-          <w:szCs w:val="26"/>
-        </w:rPr>
-      </w:pPr>
-      <w:r>
-        <w:rPr>
-          <w:rFonts w:ascii="Times New Roman" w:hAnsi="Times New Roman" w:cs="Times New Roman"/>
-          <w:sz w:val="26"/>
-          <w:szCs w:val="26"/>
-          <w:lang w:val="vi-VN"/>
-        </w:rPr>
-        <w:t>**</w:t>
-      </w:r>
-      <w:r>
-        <w:rPr>
-          <w:rFonts w:ascii="Times New Roman" w:hAnsi="Times New Roman" w:cs="Times New Roman"/>
-          <w:sz w:val="26"/>
-          <w:szCs w:val="26"/>
-        </w:rPr>
-        <w:t>Điều kiện chủ quan để giai cấp công nhân thực hiện được sứ mệnh lịch sử:</w:t>
-      </w:r>
-    </w:p>
-    <w:p>
-      <w:pPr>
-        <w:rPr>
-          <w:rFonts w:ascii="Times New Roman" w:hAnsi="Times New Roman" w:cs="Times New Roman"/>
-          <w:color w:val="FF0000"/>
-          <w:sz w:val="26"/>
-          <w:szCs w:val="26"/>
-        </w:rPr>
-      </w:pPr>
-      <w:r>
-        <w:rPr>
-          <w:rFonts w:ascii="Times New Roman" w:hAnsi="Times New Roman" w:cs="Times New Roman"/>
-          <w:color w:val="FF0000"/>
-          <w:sz w:val="26"/>
-          <w:szCs w:val="26"/>
-          <w:lang w:val="vi-VN"/>
-        </w:rPr>
-        <w:t>*</w:t>
-      </w:r>
-      <w:r>
-        <w:rPr>
-          <w:rFonts w:ascii="Times New Roman" w:hAnsi="Times New Roman" w:cs="Times New Roman"/>
-          <w:color w:val="FF0000"/>
-          <w:sz w:val="26"/>
-          <w:szCs w:val="26"/>
-        </w:rPr>
-        <w:t>Sự phát triển của bản thân giai cấp công nhân cả về số lượng và chất lượng</w:t>
-      </w:r>
-    </w:p>
-    <w:p>
-      <w:pPr>
-        <w:rPr>
-          <w:rFonts w:ascii="Times New Roman" w:hAnsi="Times New Roman" w:cs="Times New Roman"/>
-          <w:color w:val="FF0000"/>
-          <w:sz w:val="26"/>
-          <w:szCs w:val="26"/>
-        </w:rPr>
-      </w:pPr>
-      <w:r>
-        <w:rPr>
-          <w:rFonts w:ascii="Times New Roman" w:hAnsi="Times New Roman" w:cs="Times New Roman"/>
-          <w:color w:val="FF0000"/>
-          <w:sz w:val="26"/>
-          <w:szCs w:val="26"/>
-          <w:lang w:val="vi-VN"/>
-        </w:rPr>
-        <w:t>*</w:t>
-      </w:r>
-      <w:r>
-        <w:rPr>
-          <w:rFonts w:ascii="Times New Roman" w:hAnsi="Times New Roman" w:cs="Times New Roman"/>
-          <w:color w:val="FF0000"/>
-          <w:sz w:val="26"/>
-          <w:szCs w:val="26"/>
-        </w:rPr>
-        <w:t>Đảng Cộng sản</w:t>
-      </w:r>
-    </w:p>
-    <w:p>
-      <w:pPr>
-        <w:rPr>
-          <w:rFonts w:ascii="Times New Roman" w:hAnsi="Times New Roman" w:cs="Times New Roman"/>
-          <w:sz w:val="26"/>
-          <w:szCs w:val="26"/>
-        </w:rPr>
-      </w:pPr>
-    </w:p>
-    <w:p>
-      <w:pPr>
-        <w:rPr>
-          <w:rFonts w:ascii="Times New Roman" w:hAnsi="Times New Roman" w:cs="Times New Roman"/>
-          <w:sz w:val="26"/>
-          <w:szCs w:val="26"/>
-        </w:rPr>
-      </w:pPr>
-    </w:p>
-    <w:p>
-      <w:pPr>
-        <w:rPr>
-          <w:rFonts w:ascii="Times New Roman" w:hAnsi="Times New Roman" w:cs="Times New Roman"/>
-          <w:sz w:val="26"/>
-          <w:szCs w:val="26"/>
-        </w:rPr>
-      </w:pPr>
-    </w:p>
-    <w:p>
-      <w:pPr>
-        <w:rPr>
-          <w:rFonts w:ascii="Times New Roman" w:hAnsi="Times New Roman" w:cs="Times New Roman"/>
-          <w:sz w:val="26"/>
-          <w:szCs w:val="26"/>
-        </w:rPr>
-      </w:pPr>
-    </w:p>
-    <w:p>
-      <w:pPr>
-        <w:rPr>
-          <w:rFonts w:ascii="Times New Roman" w:hAnsi="Times New Roman" w:cs="Times New Roman"/>
-          <w:sz w:val="26"/>
-          <w:szCs w:val="26"/>
-        </w:rPr>
-      </w:pPr>
+        <w:t>11</w:t>
+      </w:r>
       <w:bookmarkStart w:id="0" w:name="_GoBack"/>
       <w:bookmarkEnd w:id="0"/>
-    </w:p>
-    <w:p>
-      <w:pPr>
-        <w:rPr>
-          <w:rFonts w:ascii="Times New Roman" w:hAnsi="Times New Roman" w:cs="Times New Roman"/>
-          <w:sz w:val="26"/>
-          <w:szCs w:val="26"/>
+      <w:r>
+        <w:rPr>
+          <w:rFonts w:ascii="Times New Roman" w:hAnsi="Times New Roman" w:cs="Times New Roman"/>
+          <w:color w:val="000000" w:themeColor="text1"/>
+          <w:sz w:val="26"/>
+          <w:szCs w:val="26"/>
+          <w:lang w:val="vi-VN"/>
+        </w:rPr>
+        <w:t>:</w:t>
+      </w:r>
+    </w:p>
+    <w:p>
+      <w:pPr>
+        <w:rPr>
+          <w:rFonts w:ascii="Times New Roman" w:hAnsi="Times New Roman" w:cs="Times New Roman"/>
+          <w:color w:val="000000" w:themeColor="text1"/>
+          <w:sz w:val="26"/>
+          <w:szCs w:val="26"/>
+          <w:lang w:val="vi-VN"/>
         </w:rPr>
       </w:pPr>
       <w:r>
@@ -1552,23 +2201,7 @@
           <w:szCs w:val="26"/>
         </w:rPr>
         <w:lastRenderedPageBreak/>
-        <w:t xml:space="preserve">Câu </w:t>
-      </w:r>
-      <w:r>
-        <w:rPr>
-          <w:rFonts w:ascii="Times New Roman" w:hAnsi="Times New Roman" w:cs="Times New Roman"/>
-          <w:sz w:val="26"/>
-          <w:szCs w:val="26"/>
-        </w:rPr>
-        <w:t>7</w:t>
-      </w:r>
-      <w:r>
-        <w:rPr>
-          <w:rFonts w:ascii="Times New Roman" w:hAnsi="Times New Roman" w:cs="Times New Roman"/>
-          <w:sz w:val="26"/>
-          <w:szCs w:val="26"/>
-        </w:rPr>
-        <w:t>0. Kéo thả các đáp án khớp với các phát biểu</w:t>
+        <w:t>Kéo thả các đáp án khớp với các phát biểu</w:t>
       </w:r>
       <w:r>
         <w:rPr>
@@ -1596,15 +2229,6 @@
           <w:szCs w:val="26"/>
         </w:rPr>
       </w:pPr>
-    </w:p>
-    <w:p>
-      <w:pPr>
-        <w:rPr>
-          <w:rFonts w:ascii="Times New Roman" w:hAnsi="Times New Roman" w:cs="Times New Roman"/>
-          <w:sz w:val="26"/>
-          <w:szCs w:val="26"/>
-        </w:rPr>
-      </w:pPr>
       <w:r>
         <w:rPr>
           <w:rFonts w:ascii="Times New Roman" w:hAnsi="Times New Roman" w:cs="Times New Roman"/>
@@ -1873,31 +2497,13 @@
         <w:t>lực lượng sản xuất</w:t>
       </w:r>
     </w:p>
-    <w:p/>
-    <w:p>
-      <w:pPr>
-        <w:rPr>
-          <w:rFonts w:ascii="Times New Roman" w:hAnsi="Times New Roman" w:cs="Times New Roman"/>
-          <w:sz w:val="26"/>
-          <w:szCs w:val="26"/>
-        </w:rPr>
-      </w:pPr>
-    </w:p>
-    <w:p>
-      <w:pPr>
-        <w:rPr>
-          <w:rFonts w:ascii="Times New Roman" w:hAnsi="Times New Roman" w:cs="Times New Roman"/>
-          <w:sz w:val="26"/>
-          <w:szCs w:val="26"/>
-        </w:rPr>
-      </w:pPr>
-    </w:p>
-    <w:p>
-      <w:pPr>
-        <w:rPr>
-          <w:rFonts w:ascii="Times New Roman" w:hAnsi="Times New Roman" w:cs="Times New Roman"/>
-          <w:sz w:val="26"/>
-          <w:szCs w:val="26"/>
+    <w:p>
+      <w:pPr>
+        <w:rPr>
+          <w:rFonts w:ascii="Times New Roman" w:hAnsi="Times New Roman" w:cs="Times New Roman"/>
+          <w:sz w:val="26"/>
+          <w:szCs w:val="26"/>
+          <w:lang w:val="vi-VN"/>
         </w:rPr>
       </w:pPr>
     </w:p>

--- a/filedocxmau.docx
+++ b/filedocxmau.docx
@@ -178,6 +178,238 @@
       <w:pPr>
         <w:rPr>
           <w:rFonts w:ascii="Times New Roman" w:hAnsi="Times New Roman" w:cs="Times New Roman"/>
+          <w:b/>
+          <w:bCs/>
+          <w:sz w:val="26"/>
+          <w:szCs w:val="26"/>
+        </w:rPr>
+      </w:pPr>
+      <w:r>
+        <w:rPr>
+          <w:rFonts w:ascii="Times New Roman" w:hAnsi="Times New Roman" w:cs="Times New Roman"/>
+          <w:b/>
+          <w:bCs/>
+          <w:sz w:val="26"/>
+          <w:szCs w:val="26"/>
+        </w:rPr>
+        <w:t xml:space="preserve">Câu </w:t>
+      </w:r>
+      <w:r>
+        <w:rPr>
+          <w:rFonts w:ascii="Times New Roman" w:hAnsi="Times New Roman" w:cs="Times New Roman"/>
+          <w:b/>
+          <w:bCs/>
+          <w:sz w:val="26"/>
+          <w:szCs w:val="26"/>
+        </w:rPr>
+        <w:t>55</w:t>
+      </w:r>
+      <w:r>
+        <w:rPr>
+          <w:rFonts w:ascii="Times New Roman" w:hAnsi="Times New Roman" w:cs="Times New Roman"/>
+          <w:b/>
+          <w:bCs/>
+          <w:sz w:val="26"/>
+          <w:szCs w:val="26"/>
+        </w:rPr>
+        <w:t>: Đối tượng nghiên cứu của chủ nghĩa xã hội khoa học là gì?</w:t>
+      </w:r>
+    </w:p>
+    <w:p>
+      <w:pPr>
+        <w:rPr>
+          <w:rFonts w:ascii="Times New Roman" w:hAnsi="Times New Roman" w:cs="Times New Roman"/>
+          <w:sz w:val="26"/>
+          <w:szCs w:val="26"/>
+        </w:rPr>
+      </w:pPr>
+      <w:r>
+        <w:rPr>
+          <w:rFonts w:ascii="Times New Roman" w:hAnsi="Times New Roman" w:cs="Times New Roman"/>
+          <w:sz w:val="26"/>
+          <w:szCs w:val="26"/>
+        </w:rPr>
+        <w:t>A. Là những quy luật văn hoá - xã hội.</w:t>
+      </w:r>
+    </w:p>
+    <w:p>
+      <w:pPr>
+        <w:rPr>
+          <w:rFonts w:ascii="Times New Roman" w:hAnsi="Times New Roman" w:cs="Times New Roman"/>
+          <w:color w:val="FF0000"/>
+          <w:sz w:val="26"/>
+          <w:szCs w:val="26"/>
+        </w:rPr>
+      </w:pPr>
+      <w:r>
+        <w:rPr>
+          <w:rFonts w:ascii="Times New Roman" w:hAnsi="Times New Roman" w:cs="Times New Roman"/>
+          <w:color w:val="FF0000"/>
+          <w:sz w:val="26"/>
+          <w:szCs w:val="26"/>
+        </w:rPr>
+        <w:t>B. Là những quy luật và tính quy luật chính trị – xã hội của quá trình phát sinh, hình thành và phát triển của hình thái kinh tế - xã hội cộng sản chủ nghĩa</w:t>
+      </w:r>
+    </w:p>
+    <w:p>
+      <w:pPr>
+        <w:rPr>
+          <w:rFonts w:ascii="Times New Roman" w:hAnsi="Times New Roman" w:cs="Times New Roman"/>
+          <w:sz w:val="26"/>
+          <w:szCs w:val="26"/>
+        </w:rPr>
+      </w:pPr>
+      <w:r>
+        <w:rPr>
+          <w:rFonts w:ascii="Times New Roman" w:hAnsi="Times New Roman" w:cs="Times New Roman"/>
+          <w:sz w:val="26"/>
+          <w:szCs w:val="26"/>
+        </w:rPr>
+        <w:t>C. Là những quy luật kinh tế</w:t>
+      </w:r>
+    </w:p>
+    <w:p>
+      <w:pPr>
+        <w:rPr>
+          <w:rFonts w:ascii="Times New Roman" w:hAnsi="Times New Roman" w:cs="Times New Roman"/>
+          <w:sz w:val="26"/>
+          <w:szCs w:val="26"/>
+        </w:rPr>
+      </w:pPr>
+      <w:r>
+        <w:rPr>
+          <w:rFonts w:ascii="Times New Roman" w:hAnsi="Times New Roman" w:cs="Times New Roman"/>
+          <w:sz w:val="26"/>
+          <w:szCs w:val="26"/>
+        </w:rPr>
+        <w:t>D. Là những quy luật hình thành, phát triển và hoàn thiện của các hình thái kinh tế - xã hội.</w:t>
+      </w:r>
+    </w:p>
+    <w:p>
+      <w:pPr>
+        <w:rPr>
+          <w:rFonts w:ascii="Times New Roman" w:hAnsi="Times New Roman" w:cs="Times New Roman"/>
+          <w:sz w:val="26"/>
+          <w:szCs w:val="26"/>
+          <w:lang w:val="vi-VN"/>
+        </w:rPr>
+      </w:pPr>
+    </w:p>
+    <w:p>
+      <w:pPr>
+        <w:rPr>
+          <w:rFonts w:ascii="Times New Roman" w:hAnsi="Times New Roman" w:cs="Times New Roman"/>
+          <w:b/>
+          <w:bCs/>
+          <w:sz w:val="26"/>
+          <w:szCs w:val="26"/>
+        </w:rPr>
+      </w:pPr>
+      <w:r>
+        <w:rPr>
+          <w:rFonts w:ascii="Times New Roman" w:hAnsi="Times New Roman" w:cs="Times New Roman"/>
+          <w:b/>
+          <w:bCs/>
+          <w:sz w:val="26"/>
+          <w:szCs w:val="26"/>
+        </w:rPr>
+        <w:t>Câu 26: Trong các nội dung sau đây thì nội dung nào thuộc về giải pháp xây dựng giai cấp công nhân Việt Nam hiện nay?</w:t>
+      </w:r>
+    </w:p>
+    <w:p>
+      <w:pPr>
+        <w:rPr>
+          <w:rFonts w:ascii="Times New Roman" w:hAnsi="Times New Roman" w:cs="Times New Roman"/>
+          <w:sz w:val="26"/>
+          <w:szCs w:val="26"/>
+        </w:rPr>
+      </w:pPr>
+      <w:r>
+        <w:rPr>
+          <w:rFonts w:ascii="Times New Roman" w:hAnsi="Times New Roman" w:cs="Times New Roman"/>
+          <w:sz w:val="26"/>
+          <w:szCs w:val="26"/>
+        </w:rPr>
+        <w:t>A. Thực hiện tốt chính sách và pháp luật đối với công nhân và người lao động.</w:t>
+      </w:r>
+    </w:p>
+    <w:p>
+      <w:pPr>
+        <w:rPr>
+          <w:rFonts w:ascii="Times New Roman" w:hAnsi="Times New Roman" w:cs="Times New Roman"/>
+          <w:sz w:val="26"/>
+          <w:szCs w:val="26"/>
+        </w:rPr>
+      </w:pPr>
+      <w:r>
+        <w:rPr>
+          <w:rFonts w:ascii="Times New Roman" w:hAnsi="Times New Roman" w:cs="Times New Roman"/>
+          <w:sz w:val="26"/>
+          <w:szCs w:val="26"/>
+        </w:rPr>
+        <w:t>B. Xây dựng giai cấp công nhân lớn mạnh, có giác ngộ giai cấp và chính trị vững vàng</w:t>
+      </w:r>
+    </w:p>
+    <w:p>
+      <w:pPr>
+        <w:rPr>
+          <w:rFonts w:ascii="Times New Roman" w:hAnsi="Times New Roman" w:cs="Times New Roman"/>
+          <w:color w:val="FF0000"/>
+          <w:sz w:val="26"/>
+          <w:szCs w:val="26"/>
+        </w:rPr>
+      </w:pPr>
+      <w:r>
+        <w:rPr>
+          <w:rFonts w:ascii="Times New Roman" w:hAnsi="Times New Roman" w:cs="Times New Roman"/>
+          <w:color w:val="FF0000"/>
+          <w:sz w:val="26"/>
+          <w:szCs w:val="26"/>
+        </w:rPr>
+        <w:t>C. Thực hiện chiến lược xây dựng giai cấp công nhân lớn mạnh, gắn kết chặt chẽ với chiến lược phát triển kinh tế - xã hội, công nghiệp hoá, hiện đại hoá đất nước, hội nhập quốc tế</w:t>
+      </w:r>
+    </w:p>
+    <w:p>
+      <w:pPr>
+        <w:rPr>
+          <w:rFonts w:ascii="Times New Roman" w:hAnsi="Times New Roman" w:cs="Times New Roman"/>
+          <w:sz w:val="26"/>
+          <w:szCs w:val="26"/>
+        </w:rPr>
+      </w:pPr>
+      <w:r>
+        <w:rPr>
+          <w:rFonts w:ascii="Times New Roman" w:hAnsi="Times New Roman" w:cs="Times New Roman"/>
+          <w:sz w:val="26"/>
+          <w:szCs w:val="26"/>
+        </w:rPr>
+        <w:t>D. Coi trọng và giữ</w:t>
+      </w:r>
+      <w:bookmarkStart w:id="0" w:name="_GoBack"/>
+      <w:bookmarkEnd w:id="0"/>
+      <w:r>
+        <w:rPr>
+          <w:rFonts w:ascii="Times New Roman" w:hAnsi="Times New Roman" w:cs="Times New Roman"/>
+          <w:sz w:val="26"/>
+          <w:szCs w:val="26"/>
+        </w:rPr>
+        <w:t xml:space="preserve"> vững bản chất giai cấp công nhân và nguyên tắc sinh hoạt Đảng</w:t>
+      </w:r>
+    </w:p>
+    <w:p>
+      <w:pPr>
+        <w:rPr>
+          <w:rFonts w:ascii="Times New Roman" w:hAnsi="Times New Roman" w:cs="Times New Roman"/>
+          <w:sz w:val="26"/>
+          <w:szCs w:val="26"/>
+          <w:lang w:val="vi-VN"/>
+        </w:rPr>
+      </w:pPr>
+    </w:p>
+    <w:p>
+      <w:pPr>
+        <w:rPr>
+          <w:rFonts w:ascii="Times New Roman" w:hAnsi="Times New Roman" w:cs="Times New Roman"/>
           <w:sz w:val="26"/>
           <w:szCs w:val="26"/>
           <w:lang w:val="vi-VN"/>
@@ -199,6 +431,7 @@
           <w:rFonts w:ascii="Times New Roman" w:hAnsi="Times New Roman" w:cs="Times New Roman"/>
           <w:sz w:val="26"/>
           <w:szCs w:val="26"/>
+          <w:lang w:val="vi-VN"/>
         </w:rPr>
       </w:pPr>
       <w:r>
@@ -209,21 +442,31 @@
         </w:rPr>
         <w:t>Bước nào trong quy trình xây dựng chiến lược thương hiệu số giúp xác định thị trường mục tiêu?</w:t>
       </w:r>
-    </w:p>
-    <w:p>
-      <w:pPr>
-        <w:rPr>
-          <w:rFonts w:ascii="Times New Roman" w:hAnsi="Times New Roman" w:cs="Times New Roman"/>
-          <w:sz w:val="26"/>
-          <w:szCs w:val="26"/>
-        </w:rPr>
-      </w:pPr>
-      <w:r>
-        <w:rPr>
-          <w:rFonts w:ascii="Times New Roman" w:hAnsi="Times New Roman" w:cs="Times New Roman"/>
-          <w:sz w:val="26"/>
-          <w:szCs w:val="26"/>
-        </w:rPr>
+      <w:r>
+        <w:rPr>
+          <w:rFonts w:ascii="Times New Roman" w:hAnsi="Times New Roman" w:cs="Times New Roman"/>
+          <w:sz w:val="26"/>
+          <w:szCs w:val="26"/>
+          <w:lang w:val="vi-VN"/>
+        </w:rPr>
+        <w:t xml:space="preserve"> (Chọn 2 đáp án)</w:t>
+      </w:r>
+    </w:p>
+    <w:p>
+      <w:pPr>
+        <w:rPr>
+          <w:rFonts w:ascii="Times New Roman" w:hAnsi="Times New Roman" w:cs="Times New Roman"/>
+          <w:sz w:val="26"/>
+          <w:szCs w:val="26"/>
+        </w:rPr>
+      </w:pPr>
+      <w:r>
+        <w:rPr>
+          <w:rFonts w:ascii="Times New Roman" w:hAnsi="Times New Roman" w:cs="Times New Roman"/>
+          <w:sz w:val="26"/>
+          <w:szCs w:val="26"/>
+        </w:rPr>
+        <w:lastRenderedPageBreak/>
         <w:t>A</w:t>
       </w:r>
       <w:r>
@@ -501,49 +744,195 @@
           <w:szCs w:val="26"/>
           <w:lang w:val="vi-VN"/>
         </w:rPr>
+        <w:t>Câu 4:</w:t>
+      </w:r>
+    </w:p>
+    <w:p>
+      <w:pPr>
+        <w:rPr>
+          <w:rFonts w:ascii="Times New Roman" w:hAnsi="Times New Roman" w:cs="Times New Roman"/>
+          <w:color w:val="000000" w:themeColor="text1"/>
+          <w:sz w:val="26"/>
+          <w:szCs w:val="26"/>
+          <w:lang w:val="vi-VN"/>
+        </w:rPr>
+      </w:pPr>
+      <w:r>
+        <w:rPr>
+          <w:rFonts w:ascii="Times New Roman" w:hAnsi="Times New Roman" w:cs="Times New Roman"/>
+          <w:color w:val="000000" w:themeColor="text1"/>
+          <w:sz w:val="26"/>
+          <w:szCs w:val="26"/>
+          <w:lang w:val="vi-VN"/>
+        </w:rPr>
+        <w:t>Bác Đồng là người việt nam đúng hay sai?</w:t>
+      </w:r>
+    </w:p>
+    <w:p>
+      <w:pPr>
+        <w:rPr>
+          <w:rFonts w:ascii="Times New Roman" w:hAnsi="Times New Roman" w:cs="Times New Roman"/>
+          <w:color w:val="FF0000"/>
+          <w:sz w:val="26"/>
+          <w:szCs w:val="26"/>
+          <w:lang w:val="vi-VN"/>
+        </w:rPr>
+      </w:pPr>
+      <w:r>
+        <w:rPr>
+          <w:rFonts w:ascii="Times New Roman" w:hAnsi="Times New Roman" w:cs="Times New Roman"/>
+          <w:color w:val="FF0000"/>
+          <w:sz w:val="26"/>
+          <w:szCs w:val="26"/>
+          <w:lang w:val="vi-VN"/>
+        </w:rPr>
+        <w:t>A. Đúng.</w:t>
+      </w:r>
+    </w:p>
+    <w:p>
+      <w:pPr>
+        <w:rPr>
+          <w:rFonts w:ascii="Times New Roman" w:hAnsi="Times New Roman" w:cs="Times New Roman"/>
+          <w:color w:val="000000" w:themeColor="text1"/>
+          <w:sz w:val="26"/>
+          <w:szCs w:val="26"/>
+          <w:lang w:val="vi-VN"/>
+        </w:rPr>
+      </w:pPr>
+      <w:r>
+        <w:rPr>
+          <w:rFonts w:ascii="Times New Roman" w:hAnsi="Times New Roman" w:cs="Times New Roman"/>
+          <w:color w:val="000000" w:themeColor="text1"/>
+          <w:sz w:val="26"/>
+          <w:szCs w:val="26"/>
+          <w:lang w:val="vi-VN"/>
+        </w:rPr>
+        <w:t>B. Sai</w:t>
+      </w:r>
+    </w:p>
+    <w:p>
+      <w:pPr>
+        <w:rPr>
+          <w:rFonts w:ascii="Times New Roman" w:hAnsi="Times New Roman" w:cs="Times New Roman"/>
+          <w:color w:val="000000" w:themeColor="text1"/>
+          <w:sz w:val="26"/>
+          <w:szCs w:val="26"/>
+          <w:lang w:val="vi-VN"/>
+        </w:rPr>
+      </w:pPr>
+    </w:p>
+    <w:p>
+      <w:pPr>
+        <w:rPr>
+          <w:rFonts w:ascii="Times New Roman" w:hAnsi="Times New Roman" w:cs="Times New Roman"/>
+          <w:color w:val="000000" w:themeColor="text1"/>
+          <w:sz w:val="26"/>
+          <w:szCs w:val="26"/>
+          <w:lang w:val="vi-VN"/>
+        </w:rPr>
+      </w:pPr>
+      <w:r>
+        <w:rPr>
+          <w:rFonts w:ascii="Times New Roman" w:hAnsi="Times New Roman" w:cs="Times New Roman"/>
+          <w:color w:val="000000" w:themeColor="text1"/>
+          <w:sz w:val="26"/>
+          <w:szCs w:val="26"/>
+          <w:lang w:val="vi-VN"/>
+        </w:rPr>
+        <w:t>Bác Giáp là người việt nam đúng hay sai?</w:t>
+      </w:r>
+    </w:p>
+    <w:p>
+      <w:pPr>
+        <w:rPr>
+          <w:rFonts w:ascii="Times New Roman" w:hAnsi="Times New Roman" w:cs="Times New Roman"/>
+          <w:color w:val="FF0000"/>
+          <w:sz w:val="26"/>
+          <w:szCs w:val="26"/>
+          <w:lang w:val="vi-VN"/>
+        </w:rPr>
+      </w:pPr>
+      <w:r>
+        <w:rPr>
+          <w:rFonts w:ascii="Times New Roman" w:hAnsi="Times New Roman" w:cs="Times New Roman"/>
+          <w:color w:val="FF0000"/>
+          <w:sz w:val="26"/>
+          <w:szCs w:val="26"/>
+          <w:lang w:val="vi-VN"/>
+        </w:rPr>
+        <w:t>A. Đúng.</w:t>
+      </w:r>
+    </w:p>
+    <w:p>
+      <w:pPr>
+        <w:rPr>
+          <w:rFonts w:ascii="Times New Roman" w:hAnsi="Times New Roman" w:cs="Times New Roman"/>
+          <w:color w:val="000000" w:themeColor="text1"/>
+          <w:sz w:val="26"/>
+          <w:szCs w:val="26"/>
+          <w:lang w:val="vi-VN"/>
+        </w:rPr>
+      </w:pPr>
+      <w:r>
+        <w:rPr>
+          <w:rFonts w:ascii="Times New Roman" w:hAnsi="Times New Roman" w:cs="Times New Roman"/>
+          <w:color w:val="000000" w:themeColor="text1"/>
+          <w:sz w:val="26"/>
+          <w:szCs w:val="26"/>
+          <w:lang w:val="vi-VN"/>
+        </w:rPr>
+        <w:t>B. Sai</w:t>
+      </w:r>
+    </w:p>
+    <w:p>
+      <w:pPr>
+        <w:rPr>
+          <w:rFonts w:ascii="Times New Roman" w:hAnsi="Times New Roman" w:cs="Times New Roman"/>
+          <w:color w:val="000000" w:themeColor="text1"/>
+          <w:sz w:val="26"/>
+          <w:szCs w:val="26"/>
+          <w:lang w:val="vi-VN"/>
+        </w:rPr>
+      </w:pPr>
+    </w:p>
+    <w:p>
+      <w:pPr>
+        <w:rPr>
+          <w:rFonts w:ascii="Times New Roman" w:hAnsi="Times New Roman" w:cs="Times New Roman"/>
+          <w:color w:val="000000" w:themeColor="text1"/>
+          <w:sz w:val="26"/>
+          <w:szCs w:val="26"/>
+          <w:lang w:val="vi-VN"/>
+        </w:rPr>
+      </w:pPr>
+      <w:r>
+        <w:rPr>
+          <w:rFonts w:ascii="Times New Roman" w:hAnsi="Times New Roman" w:cs="Times New Roman"/>
+          <w:color w:val="000000" w:themeColor="text1"/>
+          <w:sz w:val="26"/>
+          <w:szCs w:val="26"/>
+          <w:lang w:val="vi-VN"/>
+        </w:rPr>
+        <w:t>Bác Putin là người việt nam đúng hay sai?</w:t>
+      </w:r>
+    </w:p>
+    <w:p>
+      <w:pPr>
+        <w:rPr>
+          <w:rFonts w:ascii="Times New Roman" w:hAnsi="Times New Roman" w:cs="Times New Roman"/>
+          <w:sz w:val="26"/>
+          <w:szCs w:val="26"/>
+          <w:lang w:val="vi-VN"/>
+        </w:rPr>
+      </w:pPr>
+      <w:r>
+        <w:rPr>
+          <w:rFonts w:ascii="Times New Roman" w:hAnsi="Times New Roman" w:cs="Times New Roman"/>
+          <w:sz w:val="26"/>
+          <w:szCs w:val="26"/>
+          <w:lang w:val="vi-VN"/>
+        </w:rPr>
         <w:lastRenderedPageBreak/>
-        <w:t>Câu 4:</w:t>
-      </w:r>
-    </w:p>
-    <w:p>
-      <w:pPr>
-        <w:rPr>
-          <w:rFonts w:ascii="Times New Roman" w:hAnsi="Times New Roman" w:cs="Times New Roman"/>
-          <w:color w:val="000000" w:themeColor="text1"/>
-          <w:sz w:val="26"/>
-          <w:szCs w:val="26"/>
-          <w:lang w:val="vi-VN"/>
-        </w:rPr>
-      </w:pPr>
-      <w:r>
-        <w:rPr>
-          <w:rFonts w:ascii="Times New Roman" w:hAnsi="Times New Roman" w:cs="Times New Roman"/>
-          <w:color w:val="000000" w:themeColor="text1"/>
-          <w:sz w:val="26"/>
-          <w:szCs w:val="26"/>
-          <w:lang w:val="vi-VN"/>
-        </w:rPr>
-        <w:t>Bác Đồng là người việt nam đúng hay sai?</w:t>
-      </w:r>
-    </w:p>
-    <w:p>
-      <w:pPr>
-        <w:rPr>
-          <w:rFonts w:ascii="Times New Roman" w:hAnsi="Times New Roman" w:cs="Times New Roman"/>
-          <w:color w:val="FF0000"/>
-          <w:sz w:val="26"/>
-          <w:szCs w:val="26"/>
-          <w:lang w:val="vi-VN"/>
-        </w:rPr>
-      </w:pPr>
-      <w:r>
-        <w:rPr>
-          <w:rFonts w:ascii="Times New Roman" w:hAnsi="Times New Roman" w:cs="Times New Roman"/>
-          <w:color w:val="FF0000"/>
-          <w:sz w:val="26"/>
-          <w:szCs w:val="26"/>
-          <w:lang w:val="vi-VN"/>
-        </w:rPr>
         <w:t>A. Đúng.</w:t>
       </w:r>
     </w:p>
@@ -551,16 +940,16 @@
       <w:pPr>
         <w:rPr>
           <w:rFonts w:ascii="Times New Roman" w:hAnsi="Times New Roman" w:cs="Times New Roman"/>
-          <w:color w:val="000000" w:themeColor="text1"/>
-          <w:sz w:val="26"/>
-          <w:szCs w:val="26"/>
-          <w:lang w:val="vi-VN"/>
-        </w:rPr>
-      </w:pPr>
-      <w:r>
-        <w:rPr>
-          <w:rFonts w:ascii="Times New Roman" w:hAnsi="Times New Roman" w:cs="Times New Roman"/>
-          <w:color w:val="000000" w:themeColor="text1"/>
+          <w:color w:val="FF0000"/>
+          <w:sz w:val="26"/>
+          <w:szCs w:val="26"/>
+          <w:lang w:val="vi-VN"/>
+        </w:rPr>
+      </w:pPr>
+      <w:r>
+        <w:rPr>
+          <w:rFonts w:ascii="Times New Roman" w:hAnsi="Times New Roman" w:cs="Times New Roman"/>
+          <w:color w:val="FF0000"/>
           <w:sz w:val="26"/>
           <w:szCs w:val="26"/>
           <w:lang w:val="vi-VN"/>
@@ -597,7 +986,28 @@
           <w:szCs w:val="26"/>
           <w:lang w:val="vi-VN"/>
         </w:rPr>
-        <w:t>Bác Giáp là người việt nam đúng hay sai?</w:t>
+        <w:t>Câu 5:</w:t>
+      </w:r>
+    </w:p>
+    <w:p>
+      <w:pPr>
+        <w:rPr>
+          <w:rFonts w:ascii="Times New Roman" w:hAnsi="Times New Roman" w:cs="Times New Roman"/>
+          <w:color w:val="000000" w:themeColor="text1"/>
+          <w:sz w:val="26"/>
+          <w:szCs w:val="26"/>
+          <w:lang w:val="vi-VN"/>
+        </w:rPr>
+      </w:pPr>
+      <w:r>
+        <w:rPr>
+          <w:rFonts w:ascii="Times New Roman" w:hAnsi="Times New Roman" w:cs="Times New Roman"/>
+          <w:color w:val="000000" w:themeColor="text1"/>
+          <w:sz w:val="26"/>
+          <w:szCs w:val="26"/>
+          <w:lang w:val="vi-VN"/>
+        </w:rPr>
+        <w:t>Bác Meo là người việt nam đúng hay sai?</w:t>
       </w:r>
     </w:p>
     <w:p>
@@ -671,21 +1081,23 @@
           <w:szCs w:val="26"/>
           <w:lang w:val="vi-VN"/>
         </w:rPr>
-        <w:t>Bác Putin là người việt nam đúng hay sai?</w:t>
-      </w:r>
-    </w:p>
-    <w:p>
-      <w:pPr>
-        <w:rPr>
-          <w:rFonts w:ascii="Times New Roman" w:hAnsi="Times New Roman" w:cs="Times New Roman"/>
-          <w:sz w:val="26"/>
-          <w:szCs w:val="26"/>
-          <w:lang w:val="vi-VN"/>
-        </w:rPr>
-      </w:pPr>
-      <w:r>
-        <w:rPr>
-          <w:rFonts w:ascii="Times New Roman" w:hAnsi="Times New Roman" w:cs="Times New Roman"/>
+        <w:t>Bác Dog là người việt nam đúng hay sai?</w:t>
+      </w:r>
+    </w:p>
+    <w:p>
+      <w:pPr>
+        <w:rPr>
+          <w:rFonts w:ascii="Times New Roman" w:hAnsi="Times New Roman" w:cs="Times New Roman"/>
+          <w:color w:val="FF0000"/>
+          <w:sz w:val="26"/>
+          <w:szCs w:val="26"/>
+          <w:lang w:val="vi-VN"/>
+        </w:rPr>
+      </w:pPr>
+      <w:r>
+        <w:rPr>
+          <w:rFonts w:ascii="Times New Roman" w:hAnsi="Times New Roman" w:cs="Times New Roman"/>
+          <w:color w:val="FF0000"/>
           <w:sz w:val="26"/>
           <w:szCs w:val="26"/>
           <w:lang w:val="vi-VN"/>
@@ -697,16 +1109,16 @@
       <w:pPr>
         <w:rPr>
           <w:rFonts w:ascii="Times New Roman" w:hAnsi="Times New Roman" w:cs="Times New Roman"/>
-          <w:color w:val="FF0000"/>
-          <w:sz w:val="26"/>
-          <w:szCs w:val="26"/>
-          <w:lang w:val="vi-VN"/>
-        </w:rPr>
-      </w:pPr>
-      <w:r>
-        <w:rPr>
-          <w:rFonts w:ascii="Times New Roman" w:hAnsi="Times New Roman" w:cs="Times New Roman"/>
-          <w:color w:val="FF0000"/>
+          <w:color w:val="000000" w:themeColor="text1"/>
+          <w:sz w:val="26"/>
+          <w:szCs w:val="26"/>
+          <w:lang w:val="vi-VN"/>
+        </w:rPr>
+      </w:pPr>
+      <w:r>
+        <w:rPr>
+          <w:rFonts w:ascii="Times New Roman" w:hAnsi="Times New Roman" w:cs="Times New Roman"/>
+          <w:color w:val="000000" w:themeColor="text1"/>
           <w:sz w:val="26"/>
           <w:szCs w:val="26"/>
           <w:lang w:val="vi-VN"/>
@@ -743,84 +1155,21 @@
           <w:szCs w:val="26"/>
           <w:lang w:val="vi-VN"/>
         </w:rPr>
-        <w:t xml:space="preserve">Câu </w:t>
-      </w:r>
-      <w:r>
-        <w:rPr>
-          <w:rFonts w:ascii="Times New Roman" w:hAnsi="Times New Roman" w:cs="Times New Roman"/>
-          <w:color w:val="000000" w:themeColor="text1"/>
-          <w:sz w:val="26"/>
-          <w:szCs w:val="26"/>
-          <w:lang w:val="vi-VN"/>
-        </w:rPr>
-        <w:t>5</w:t>
-      </w:r>
-      <w:r>
-        <w:rPr>
-          <w:rFonts w:ascii="Times New Roman" w:hAnsi="Times New Roman" w:cs="Times New Roman"/>
-          <w:color w:val="000000" w:themeColor="text1"/>
-          <w:sz w:val="26"/>
-          <w:szCs w:val="26"/>
-          <w:lang w:val="vi-VN"/>
-        </w:rPr>
-        <w:t>:</w:t>
-      </w:r>
-    </w:p>
-    <w:p>
-      <w:pPr>
-        <w:rPr>
-          <w:rFonts w:ascii="Times New Roman" w:hAnsi="Times New Roman" w:cs="Times New Roman"/>
-          <w:color w:val="000000" w:themeColor="text1"/>
-          <w:sz w:val="26"/>
-          <w:szCs w:val="26"/>
-          <w:lang w:val="vi-VN"/>
-        </w:rPr>
-      </w:pPr>
-      <w:r>
-        <w:rPr>
-          <w:rFonts w:ascii="Times New Roman" w:hAnsi="Times New Roman" w:cs="Times New Roman"/>
-          <w:color w:val="000000" w:themeColor="text1"/>
-          <w:sz w:val="26"/>
-          <w:szCs w:val="26"/>
-          <w:lang w:val="vi-VN"/>
-        </w:rPr>
-        <w:t xml:space="preserve">Bác </w:t>
-      </w:r>
-      <w:r>
-        <w:rPr>
-          <w:rFonts w:ascii="Times New Roman" w:hAnsi="Times New Roman" w:cs="Times New Roman"/>
-          <w:color w:val="000000" w:themeColor="text1"/>
-          <w:sz w:val="26"/>
-          <w:szCs w:val="26"/>
-          <w:lang w:val="vi-VN"/>
-        </w:rPr>
-        <w:t>Meo</w:t>
-      </w:r>
-      <w:r>
-        <w:rPr>
-          <w:rFonts w:ascii="Times New Roman" w:hAnsi="Times New Roman" w:cs="Times New Roman"/>
-          <w:color w:val="000000" w:themeColor="text1"/>
-          <w:sz w:val="26"/>
-          <w:szCs w:val="26"/>
-          <w:lang w:val="vi-VN"/>
-        </w:rPr>
-        <w:t xml:space="preserve"> là người việt nam đúng hay sai?</w:t>
-      </w:r>
-    </w:p>
-    <w:p>
-      <w:pPr>
-        <w:rPr>
-          <w:rFonts w:ascii="Times New Roman" w:hAnsi="Times New Roman" w:cs="Times New Roman"/>
-          <w:color w:val="FF0000"/>
-          <w:sz w:val="26"/>
-          <w:szCs w:val="26"/>
-          <w:lang w:val="vi-VN"/>
-        </w:rPr>
-      </w:pPr>
-      <w:r>
-        <w:rPr>
-          <w:rFonts w:ascii="Times New Roman" w:hAnsi="Times New Roman" w:cs="Times New Roman"/>
-          <w:color w:val="FF0000"/>
+        <w:t>Bác Just là người việt nam đúng hay sai?</w:t>
+      </w:r>
+    </w:p>
+    <w:p>
+      <w:pPr>
+        <w:rPr>
+          <w:rFonts w:ascii="Times New Roman" w:hAnsi="Times New Roman" w:cs="Times New Roman"/>
+          <w:sz w:val="26"/>
+          <w:szCs w:val="26"/>
+          <w:lang w:val="vi-VN"/>
+        </w:rPr>
+      </w:pPr>
+      <w:r>
+        <w:rPr>
+          <w:rFonts w:ascii="Times New Roman" w:hAnsi="Times New Roman" w:cs="Times New Roman"/>
           <w:sz w:val="26"/>
           <w:szCs w:val="26"/>
           <w:lang w:val="vi-VN"/>
@@ -832,16 +1181,16 @@
       <w:pPr>
         <w:rPr>
           <w:rFonts w:ascii="Times New Roman" w:hAnsi="Times New Roman" w:cs="Times New Roman"/>
-          <w:color w:val="000000" w:themeColor="text1"/>
-          <w:sz w:val="26"/>
-          <w:szCs w:val="26"/>
-          <w:lang w:val="vi-VN"/>
-        </w:rPr>
-      </w:pPr>
-      <w:r>
-        <w:rPr>
-          <w:rFonts w:ascii="Times New Roman" w:hAnsi="Times New Roman" w:cs="Times New Roman"/>
-          <w:color w:val="000000" w:themeColor="text1"/>
+          <w:color w:val="FF0000"/>
+          <w:sz w:val="26"/>
+          <w:szCs w:val="26"/>
+          <w:lang w:val="vi-VN"/>
+        </w:rPr>
+      </w:pPr>
+      <w:r>
+        <w:rPr>
+          <w:rFonts w:ascii="Times New Roman" w:hAnsi="Times New Roman" w:cs="Times New Roman"/>
+          <w:color w:val="FF0000"/>
           <w:sz w:val="26"/>
           <w:szCs w:val="26"/>
           <w:lang w:val="vi-VN"/>
@@ -878,193 +1227,6 @@
           <w:szCs w:val="26"/>
           <w:lang w:val="vi-VN"/>
         </w:rPr>
-        <w:t xml:space="preserve">Bác </w:t>
-      </w:r>
-      <w:r>
-        <w:rPr>
-          <w:rFonts w:ascii="Times New Roman" w:hAnsi="Times New Roman" w:cs="Times New Roman"/>
-          <w:color w:val="000000" w:themeColor="text1"/>
-          <w:sz w:val="26"/>
-          <w:szCs w:val="26"/>
-          <w:lang w:val="vi-VN"/>
-        </w:rPr>
-        <w:t>Dog</w:t>
-      </w:r>
-      <w:r>
-        <w:rPr>
-          <w:rFonts w:ascii="Times New Roman" w:hAnsi="Times New Roman" w:cs="Times New Roman"/>
-          <w:color w:val="000000" w:themeColor="text1"/>
-          <w:sz w:val="26"/>
-          <w:szCs w:val="26"/>
-          <w:lang w:val="vi-VN"/>
-        </w:rPr>
-        <w:t xml:space="preserve"> là người việt nam đúng hay sai?</w:t>
-      </w:r>
-    </w:p>
-    <w:p>
-      <w:pPr>
-        <w:rPr>
-          <w:rFonts w:ascii="Times New Roman" w:hAnsi="Times New Roman" w:cs="Times New Roman"/>
-          <w:color w:val="FF0000"/>
-          <w:sz w:val="26"/>
-          <w:szCs w:val="26"/>
-          <w:lang w:val="vi-VN"/>
-        </w:rPr>
-      </w:pPr>
-      <w:r>
-        <w:rPr>
-          <w:rFonts w:ascii="Times New Roman" w:hAnsi="Times New Roman" w:cs="Times New Roman"/>
-          <w:color w:val="FF0000"/>
-          <w:sz w:val="26"/>
-          <w:szCs w:val="26"/>
-          <w:lang w:val="vi-VN"/>
-        </w:rPr>
-        <w:t>A. Đúng.</w:t>
-      </w:r>
-    </w:p>
-    <w:p>
-      <w:pPr>
-        <w:rPr>
-          <w:rFonts w:ascii="Times New Roman" w:hAnsi="Times New Roman" w:cs="Times New Roman"/>
-          <w:color w:val="000000" w:themeColor="text1"/>
-          <w:sz w:val="26"/>
-          <w:szCs w:val="26"/>
-          <w:lang w:val="vi-VN"/>
-        </w:rPr>
-      </w:pPr>
-      <w:r>
-        <w:rPr>
-          <w:rFonts w:ascii="Times New Roman" w:hAnsi="Times New Roman" w:cs="Times New Roman"/>
-          <w:color w:val="000000" w:themeColor="text1"/>
-          <w:sz w:val="26"/>
-          <w:szCs w:val="26"/>
-          <w:lang w:val="vi-VN"/>
-        </w:rPr>
-        <w:t>B. Sai</w:t>
-      </w:r>
-    </w:p>
-    <w:p>
-      <w:pPr>
-        <w:rPr>
-          <w:rFonts w:ascii="Times New Roman" w:hAnsi="Times New Roman" w:cs="Times New Roman"/>
-          <w:color w:val="000000" w:themeColor="text1"/>
-          <w:sz w:val="26"/>
-          <w:szCs w:val="26"/>
-          <w:lang w:val="vi-VN"/>
-        </w:rPr>
-      </w:pPr>
-    </w:p>
-    <w:p>
-      <w:pPr>
-        <w:rPr>
-          <w:rFonts w:ascii="Times New Roman" w:hAnsi="Times New Roman" w:cs="Times New Roman"/>
-          <w:color w:val="000000" w:themeColor="text1"/>
-          <w:sz w:val="26"/>
-          <w:szCs w:val="26"/>
-          <w:lang w:val="vi-VN"/>
-        </w:rPr>
-      </w:pPr>
-      <w:r>
-        <w:rPr>
-          <w:rFonts w:ascii="Times New Roman" w:hAnsi="Times New Roman" w:cs="Times New Roman"/>
-          <w:color w:val="000000" w:themeColor="text1"/>
-          <w:sz w:val="26"/>
-          <w:szCs w:val="26"/>
-          <w:lang w:val="vi-VN"/>
-        </w:rPr>
-        <w:t xml:space="preserve">Bác </w:t>
-      </w:r>
-      <w:r>
-        <w:rPr>
-          <w:rFonts w:ascii="Times New Roman" w:hAnsi="Times New Roman" w:cs="Times New Roman"/>
-          <w:color w:val="000000" w:themeColor="text1"/>
-          <w:sz w:val="26"/>
-          <w:szCs w:val="26"/>
-          <w:lang w:val="vi-VN"/>
-        </w:rPr>
-        <w:t>Just</w:t>
-      </w:r>
-      <w:r>
-        <w:rPr>
-          <w:rFonts w:ascii="Times New Roman" w:hAnsi="Times New Roman" w:cs="Times New Roman"/>
-          <w:color w:val="000000" w:themeColor="text1"/>
-          <w:sz w:val="26"/>
-          <w:szCs w:val="26"/>
-          <w:lang w:val="vi-VN"/>
-        </w:rPr>
-        <w:t xml:space="preserve"> là người việt nam đúng hay sai?</w:t>
-      </w:r>
-    </w:p>
-    <w:p>
-      <w:pPr>
-        <w:rPr>
-          <w:rFonts w:ascii="Times New Roman" w:hAnsi="Times New Roman" w:cs="Times New Roman"/>
-          <w:sz w:val="26"/>
-          <w:szCs w:val="26"/>
-          <w:lang w:val="vi-VN"/>
-        </w:rPr>
-      </w:pPr>
-      <w:r>
-        <w:rPr>
-          <w:rFonts w:ascii="Times New Roman" w:hAnsi="Times New Roman" w:cs="Times New Roman"/>
-          <w:sz w:val="26"/>
-          <w:szCs w:val="26"/>
-          <w:lang w:val="vi-VN"/>
-        </w:rPr>
-        <w:t>A. Đúng.</w:t>
-      </w:r>
-    </w:p>
-    <w:p>
-      <w:pPr>
-        <w:rPr>
-          <w:rFonts w:ascii="Times New Roman" w:hAnsi="Times New Roman" w:cs="Times New Roman"/>
-          <w:color w:val="FF0000"/>
-          <w:sz w:val="26"/>
-          <w:szCs w:val="26"/>
-          <w:lang w:val="vi-VN"/>
-        </w:rPr>
-      </w:pPr>
-      <w:r>
-        <w:rPr>
-          <w:rFonts w:ascii="Times New Roman" w:hAnsi="Times New Roman" w:cs="Times New Roman"/>
-          <w:color w:val="FF0000"/>
-          <w:sz w:val="26"/>
-          <w:szCs w:val="26"/>
-          <w:lang w:val="vi-VN"/>
-        </w:rPr>
-        <w:t>B. Sai</w:t>
-      </w:r>
-    </w:p>
-    <w:p>
-      <w:pPr>
-        <w:rPr>
-          <w:rFonts w:ascii="Times New Roman" w:hAnsi="Times New Roman" w:cs="Times New Roman"/>
-          <w:color w:val="000000" w:themeColor="text1"/>
-          <w:sz w:val="26"/>
-          <w:szCs w:val="26"/>
-          <w:lang w:val="vi-VN"/>
-        </w:rPr>
-      </w:pPr>
-    </w:p>
-    <w:p>
-      <w:pPr>
-        <w:rPr>
-          <w:rFonts w:ascii="Times New Roman" w:hAnsi="Times New Roman" w:cs="Times New Roman"/>
-          <w:color w:val="000000" w:themeColor="text1"/>
-          <w:sz w:val="26"/>
-          <w:szCs w:val="26"/>
-          <w:lang w:val="vi-VN"/>
-        </w:rPr>
-      </w:pPr>
-      <w:r>
-        <w:rPr>
-          <w:rFonts w:ascii="Times New Roman" w:hAnsi="Times New Roman" w:cs="Times New Roman"/>
-          <w:color w:val="000000" w:themeColor="text1"/>
-          <w:sz w:val="26"/>
-          <w:szCs w:val="26"/>
-          <w:lang w:val="vi-VN"/>
-        </w:rPr>
-        <w:lastRenderedPageBreak/>
         <w:t xml:space="preserve">Câu </w:t>
       </w:r>
       <w:r>
@@ -1558,7 +1720,6 @@
           <w:szCs w:val="26"/>
           <w:lang w:val="vi-VN"/>
         </w:rPr>
-        <w:lastRenderedPageBreak/>
         <w:t xml:space="preserve">Câu </w:t>
       </w:r>
       <w:r>
@@ -2171,8 +2332,6 @@
         </w:rPr>
         <w:t>11</w:t>
       </w:r>
-      <w:bookmarkStart w:id="0" w:name="_GoBack"/>
-      <w:bookmarkEnd w:id="0"/>
       <w:r>
         <w:rPr>
           <w:rFonts w:ascii="Times New Roman" w:hAnsi="Times New Roman" w:cs="Times New Roman"/>
@@ -2200,7 +2359,6 @@
           <w:sz w:val="26"/>
           <w:szCs w:val="26"/>
         </w:rPr>
-        <w:lastRenderedPageBreak/>
         <w:t>Kéo thả các đáp án khớp với các phát biểu</w:t>
       </w:r>
       <w:r>
